--- a/Docs/AI for games/CA1 - Navigation + FSM.docx
+++ b/Docs/AI for games/CA1 - Navigation + FSM.docx
@@ -20,17 +20,7 @@
           <w:szCs w:val="32"/>
           <w:lang w:val="en-GB"/>
         </w:rPr>
-        <w:t xml:space="preserve">CA1 – </w:t>
-      </w:r>
-      <w:r>
-        <w:rPr>
-          <w:b/>
-          <w:bCs/>
-          <w:sz w:val="32"/>
-          <w:szCs w:val="32"/>
-          <w:lang w:val="en-GB"/>
-        </w:rPr>
-        <w:t>Navigation and FSM Encounter</w:t>
+        <w:t>CA1 – Navigation and FSM Encounter</w:t>
       </w:r>
     </w:p>
     <w:p>
@@ -76,7 +66,7 @@
         </w:rPr>
         <w:t xml:space="preserve">: </w:t>
       </w:r>
-      <w:hyperlink r:id="rId4" w:history="1">
+      <w:hyperlink r:id="rId5" w:history="1">
         <w:r>
           <w:rPr>
             <w:rStyle w:val="Hyperlink"/>
@@ -108,6 +98,35 @@
         </w:rPr>
         <w:t xml:space="preserve">Video: </w:t>
       </w:r>
+      <w:hyperlink r:id="rId6" w:history="1">
+        <w:r>
+          <w:rPr>
+            <w:rStyle w:val="Hyperlink"/>
+            <w:lang w:val="en-GB"/>
+          </w:rPr>
+          <w:t>https://youtu.be/M</w:t>
+        </w:r>
+        <w:r>
+          <w:rPr>
+            <w:rStyle w:val="Hyperlink"/>
+            <w:lang w:val="en-GB"/>
+          </w:rPr>
+          <w:t>7</w:t>
+        </w:r>
+        <w:r>
+          <w:rPr>
+            <w:rStyle w:val="Hyperlink"/>
+            <w:lang w:val="en-GB"/>
+          </w:rPr>
+          <w:t>S9-xIUMwc</w:t>
+        </w:r>
+      </w:hyperlink>
+      <w:r>
+        <w:rPr>
+          <w:lang w:val="en-GB"/>
+        </w:rPr>
+        <w:t xml:space="preserve"> </w:t>
+      </w:r>
     </w:p>
     <w:p/>
     <w:p>
@@ -115,86 +134,1227 @@
         <w:rPr>
           <w:b/>
           <w:bCs/>
-          <w:u w:val="single"/>
-        </w:rPr>
-      </w:pPr>
-      <w:r>
-        <w:rPr>
-          <w:b/>
-          <w:bCs/>
-          <w:u w:val="single"/>
-        </w:rPr>
+          <w:sz w:val="28"/>
+          <w:szCs w:val="28"/>
+          <w:u w:val="single"/>
+        </w:rPr>
+      </w:pPr>
+      <w:r>
+        <w:rPr>
+          <w:b/>
+          <w:bCs/>
+          <w:sz w:val="28"/>
+          <w:szCs w:val="28"/>
+          <w:u w:val="single"/>
+        </w:rPr>
+        <w:t>Navigation</w:t>
+      </w:r>
+    </w:p>
+    <w:p>
+      <w:r>
+        <w:t xml:space="preserve">Navigation is implemented using </w:t>
+      </w:r>
+      <w:r>
+        <w:t>custom A</w:t>
+      </w:r>
+      <w:r>
+        <w:t xml:space="preserve">* </w:t>
+      </w:r>
+      <w:r>
+        <w:t>2D pathfinding</w:t>
+      </w:r>
+      <w:r>
+        <w:t xml:space="preserve"> based on a grid</w:t>
+      </w:r>
+      <w:r>
+        <w:t>.</w:t>
+      </w:r>
+    </w:p>
+    <w:p>
+      <w:r>
+        <w:t xml:space="preserve">A grid-based approach was chosen over </w:t>
+      </w:r>
+      <w:proofErr w:type="spellStart"/>
+      <w:r>
+        <w:t>NavMesh</w:t>
+      </w:r>
+      <w:proofErr w:type="spellEnd"/>
+      <w:r>
+        <w:t xml:space="preserve"> to allow explicit control over movement penalties and dynamic cost manipulation, which supports preferred paths and runtime obstacle adaptation.</w:t>
+      </w:r>
+    </w:p>
+    <w:p>
+      <w:pPr>
+        <w:rPr>
+          <w:b/>
+          <w:bCs/>
+          <w:u w:val="single"/>
+        </w:rPr>
+      </w:pPr>
+    </w:p>
+    <w:p>
+      <w:pPr>
+        <w:rPr>
+          <w:b/>
+          <w:bCs/>
+          <w:u w:val="single"/>
+        </w:rPr>
+      </w:pPr>
+      <w:r>
+        <w:rPr>
+          <w:b/>
+          <w:bCs/>
+          <w:u w:val="single"/>
+        </w:rPr>
+        <w:t>Navigation Approach</w:t>
+      </w:r>
+    </w:p>
+    <w:p>
+      <w:r>
+        <w:t xml:space="preserve">The scene contains a grid and an </w:t>
+      </w:r>
+      <w:proofErr w:type="spellStart"/>
+      <w:r>
+        <w:t>AStarArea</w:t>
+      </w:r>
+      <w:proofErr w:type="spellEnd"/>
+      <w:r>
+        <w:t xml:space="preserve"> component. The grid maps out the NPC obstacles and preferred paths. The </w:t>
+      </w:r>
+      <w:proofErr w:type="spellStart"/>
+      <w:r>
+        <w:t>AStarArea</w:t>
+      </w:r>
+      <w:proofErr w:type="spellEnd"/>
+      <w:r>
+        <w:t xml:space="preserve"> component gets a reference to the grid and the upper and lower bounds of the area in which the NPCs will be able to move within.</w:t>
+      </w:r>
+    </w:p>
+    <w:p>
+      <w:r>
+        <w:t xml:space="preserve">The NPC target position is converted into grid </w:t>
+      </w:r>
+      <w:r>
+        <w:t>coordinates,</w:t>
+      </w:r>
+      <w:r>
+        <w:t xml:space="preserve"> and the A</w:t>
+      </w:r>
+      <w:r>
+        <w:t>*</w:t>
+      </w:r>
+      <w:r>
+        <w:t xml:space="preserve"> algorithm computes a sequence of grid nodes </w:t>
+      </w:r>
+      <w:r>
+        <w:t xml:space="preserve">of the shortest path </w:t>
+      </w:r>
+      <w:r>
+        <w:t xml:space="preserve">from start to goal. A movement penalty is applied to each grid node in the A </w:t>
+      </w:r>
+      <w:r>
+        <w:t>st</w:t>
+      </w:r>
+      <w:r>
+        <w:t xml:space="preserve">ar area and is </w:t>
+      </w:r>
+      <w:proofErr w:type="gramStart"/>
+      <w:r>
+        <w:t>taken into account</w:t>
+      </w:r>
+      <w:proofErr w:type="gramEnd"/>
+      <w:r>
+        <w:t xml:space="preserve"> when calculating the route, avoiding obstacles completely and trying to stick to preferred paths.</w:t>
+      </w:r>
+    </w:p>
+    <w:p>
+      <w:r>
+        <w:t>The computed path is returned as a stack of world positions which are popped sequentially as the NPC moves. The NPCs move using a Rigidbody2D along the path. The NPC automatically updates to the next patrol waypoint or random target wander destination when the path is complete.</w:t>
+      </w:r>
+    </w:p>
+    <w:p/>
+    <w:p>
+      <w:pPr>
+        <w:rPr>
+          <w:b/>
+          <w:bCs/>
+          <w:u w:val="single"/>
+        </w:rPr>
+      </w:pPr>
+      <w:r>
+        <w:rPr>
+          <w:b/>
+          <w:bCs/>
+          <w:u w:val="single"/>
+        </w:rPr>
+        <w:t>Navigation Complication</w:t>
+      </w:r>
+    </w:p>
+    <w:p>
+      <w:r>
+        <w:t>The A</w:t>
+      </w:r>
+      <w:r>
+        <w:t xml:space="preserve">* </w:t>
+      </w:r>
+      <w:r>
+        <w:t xml:space="preserve">algorithm can recalculate the movement penalties for the grid nodes at runtime to account for dynamic obstacles and route blockage. </w:t>
+      </w:r>
+    </w:p>
+    <w:p>
+      <w:r>
+        <w:t>The movement penalties assigned to each grid node take into consideration cost areas/preferred routes.</w:t>
+      </w:r>
+    </w:p>
+    <w:p/>
+    <w:p>
+      <w:pPr>
+        <w:rPr>
+          <w:b/>
+          <w:bCs/>
+          <w:u w:val="single"/>
+        </w:rPr>
+      </w:pPr>
+      <w:r>
+        <w:rPr>
+          <w:b/>
+          <w:bCs/>
+          <w:u w:val="single"/>
+        </w:rPr>
+        <w:t>Performance optimisation</w:t>
+      </w:r>
+    </w:p>
+    <w:p>
+      <w:r>
+        <w:t>To avoid the constant recalculation of the A</w:t>
+      </w:r>
+      <w:r>
+        <w:t>*</w:t>
+      </w:r>
+      <w:r>
+        <w:t xml:space="preserve"> path while chasing the player, the path is only recalculated after the player has moved a set distance from where they were at the time of the previous calculation or after a set amount of time has passed. </w:t>
+      </w:r>
+      <w:r>
+        <w:t>This prevents unnecessary A</w:t>
+      </w:r>
+      <w:r>
+        <w:t>*</w:t>
+      </w:r>
+      <w:r>
+        <w:t xml:space="preserve"> executions every frame while maintaining responsive pursuit behaviour.</w:t>
+      </w:r>
+    </w:p>
+    <w:p/>
+    <w:p/>
+    <w:p>
+      <w:pPr>
+        <w:rPr>
+          <w:b/>
+          <w:bCs/>
+          <w:sz w:val="28"/>
+          <w:szCs w:val="28"/>
+          <w:u w:val="single"/>
+        </w:rPr>
+      </w:pPr>
+      <w:r>
+        <w:rPr>
+          <w:b/>
+          <w:bCs/>
+          <w:sz w:val="28"/>
+          <w:szCs w:val="28"/>
+          <w:u w:val="single"/>
+        </w:rPr>
+        <w:lastRenderedPageBreak/>
         <w:t>FSM</w:t>
       </w:r>
     </w:p>
     <w:p>
-      <w:pPr>
-        <w:rPr>
-          <w:b/>
-          <w:bCs/>
-          <w:u w:val="single"/>
-        </w:rPr>
-      </w:pPr>
-    </w:p>
-    <w:p>
-      <w:pPr>
-        <w:rPr>
-          <w:b/>
-          <w:bCs/>
-          <w:u w:val="single"/>
-        </w:rPr>
-      </w:pPr>
-    </w:p>
-    <w:p>
-      <w:pPr>
-        <w:rPr>
-          <w:b/>
-          <w:bCs/>
-          <w:u w:val="single"/>
-        </w:rPr>
-      </w:pPr>
-      <w:r>
-        <w:rPr>
-          <w:b/>
-          <w:bCs/>
-          <w:u w:val="single"/>
-        </w:rPr>
-        <w:t>Navigation</w:t>
-      </w:r>
-    </w:p>
-    <w:p>
-      <w:pPr>
-        <w:rPr>
-          <w:b/>
-          <w:bCs/>
-          <w:u w:val="single"/>
-        </w:rPr>
-      </w:pPr>
-    </w:p>
-    <w:p>
-      <w:pPr>
-        <w:rPr>
-          <w:b/>
-          <w:bCs/>
-          <w:u w:val="single"/>
-        </w:rPr>
-      </w:pPr>
-    </w:p>
-    <w:p>
-      <w:pPr>
-        <w:rPr>
-          <w:b/>
-          <w:bCs/>
-          <w:u w:val="single"/>
-        </w:rPr>
-      </w:pPr>
-      <w:r>
-        <w:rPr>
-          <w:b/>
-          <w:bCs/>
-          <w:u w:val="single"/>
-        </w:rPr>
+      <w:r>
+        <w:t>The FSM is implemented using a modular state, action, and decision architecture, allowing behaviour reuse and clear separation of concerns.</w:t>
+      </w:r>
+    </w:p>
+    <w:p/>
+    <w:p>
+      <w:pPr>
+        <w:rPr>
+          <w:b/>
+          <w:bCs/>
+          <w:u w:val="single"/>
+        </w:rPr>
+      </w:pPr>
+      <w:r>
+        <w:rPr>
+          <w:b/>
+          <w:bCs/>
+          <w:u w:val="single"/>
+        </w:rPr>
+        <w:t>States and Transitions</w:t>
+      </w:r>
+    </w:p>
+    <w:tbl>
+      <w:tblPr>
+        <w:tblStyle w:val="MediumList2-Accent1"/>
+        <w:tblW w:w="5000" w:type="pct"/>
+        <w:tblInd w:w="-30" w:type="dxa"/>
+        <w:tblLook w:val="04A0" w:firstRow="1" w:lastRow="0" w:firstColumn="1" w:lastColumn="0" w:noHBand="0" w:noVBand="1"/>
+      </w:tblPr>
+      <w:tblGrid>
+        <w:gridCol w:w="1430"/>
+        <w:gridCol w:w="3704"/>
+        <w:gridCol w:w="3892"/>
+      </w:tblGrid>
+      <w:tr>
+        <w:trPr>
+          <w:cnfStyle w:val="100000000000" w:firstRow="1" w:lastRow="0" w:firstColumn="0" w:lastColumn="0" w:oddVBand="0" w:evenVBand="0" w:oddHBand="0" w:evenHBand="0" w:firstRowFirstColumn="0" w:firstRowLastColumn="0" w:lastRowFirstColumn="0" w:lastRowLastColumn="0"/>
+        </w:trPr>
+        <w:tc>
+          <w:tcPr>
+            <w:cnfStyle w:val="001000000100" w:firstRow="0" w:lastRow="0" w:firstColumn="1" w:lastColumn="0" w:oddVBand="0" w:evenVBand="0" w:oddHBand="0" w:evenHBand="0" w:firstRowFirstColumn="1" w:firstRowLastColumn="0" w:lastRowFirstColumn="0" w:lastRowLastColumn="0"/>
+            <w:tcW w:w="792" w:type="pct"/>
+            <w:noWrap/>
+          </w:tcPr>
+          <w:p>
+            <w:pPr>
+              <w:rPr>
+                <w:rFonts w:asciiTheme="minorHAnsi" w:eastAsiaTheme="minorEastAsia" w:hAnsiTheme="minorHAnsi" w:cstheme="minorBidi"/>
+                <w:color w:val="auto"/>
+                <w:sz w:val="22"/>
+                <w:szCs w:val="22"/>
+              </w:rPr>
+            </w:pPr>
+            <w:r>
+              <w:rPr>
+                <w:rFonts w:asciiTheme="minorHAnsi" w:eastAsiaTheme="minorEastAsia" w:hAnsiTheme="minorHAnsi" w:cstheme="minorBidi"/>
+                <w:color w:val="auto"/>
+                <w:sz w:val="22"/>
+                <w:szCs w:val="22"/>
+              </w:rPr>
+              <w:t>State</w:t>
+            </w:r>
+          </w:p>
+        </w:tc>
+        <w:tc>
+          <w:tcPr>
+            <w:tcW w:w="2052" w:type="pct"/>
+          </w:tcPr>
+          <w:p>
+            <w:pPr>
+              <w:jc w:val="center"/>
+              <w:cnfStyle w:val="100000000000" w:firstRow="1" w:lastRow="0" w:firstColumn="0" w:lastColumn="0" w:oddVBand="0" w:evenVBand="0" w:oddHBand="0" w:evenHBand="0" w:firstRowFirstColumn="0" w:firstRowLastColumn="0" w:lastRowFirstColumn="0" w:lastRowLastColumn="0"/>
+              <w:rPr>
+                <w:rFonts w:asciiTheme="minorHAnsi" w:eastAsiaTheme="minorEastAsia" w:hAnsiTheme="minorHAnsi" w:cstheme="minorBidi"/>
+                <w:color w:val="auto"/>
+                <w:sz w:val="22"/>
+                <w:szCs w:val="22"/>
+              </w:rPr>
+            </w:pPr>
+            <w:r>
+              <w:rPr>
+                <w:rFonts w:asciiTheme="minorHAnsi" w:eastAsiaTheme="minorEastAsia" w:hAnsiTheme="minorHAnsi" w:cstheme="minorBidi"/>
+                <w:color w:val="auto"/>
+                <w:sz w:val="22"/>
+                <w:szCs w:val="22"/>
+              </w:rPr>
+              <w:t>Description</w:t>
+            </w:r>
+          </w:p>
+        </w:tc>
+        <w:tc>
+          <w:tcPr>
+            <w:tcW w:w="2156" w:type="pct"/>
+          </w:tcPr>
+          <w:p>
+            <w:pPr>
+              <w:jc w:val="center"/>
+              <w:cnfStyle w:val="100000000000" w:firstRow="1" w:lastRow="0" w:firstColumn="0" w:lastColumn="0" w:oddVBand="0" w:evenVBand="0" w:oddHBand="0" w:evenHBand="0" w:firstRowFirstColumn="0" w:firstRowLastColumn="0" w:lastRowFirstColumn="0" w:lastRowLastColumn="0"/>
+              <w:rPr>
+                <w:rFonts w:asciiTheme="minorHAnsi" w:eastAsiaTheme="minorEastAsia" w:hAnsiTheme="minorHAnsi" w:cstheme="minorBidi"/>
+                <w:color w:val="auto"/>
+                <w:sz w:val="22"/>
+                <w:szCs w:val="22"/>
+              </w:rPr>
+            </w:pPr>
+            <w:r>
+              <w:rPr>
+                <w:rFonts w:asciiTheme="minorHAnsi" w:eastAsiaTheme="minorEastAsia" w:hAnsiTheme="minorHAnsi" w:cstheme="minorBidi"/>
+                <w:color w:val="auto"/>
+                <w:sz w:val="22"/>
+                <w:szCs w:val="22"/>
+              </w:rPr>
+              <w:t>Transitions</w:t>
+            </w:r>
+          </w:p>
+        </w:tc>
+      </w:tr>
+      <w:tr>
+        <w:trPr>
+          <w:cnfStyle w:val="000000100000" w:firstRow="0" w:lastRow="0" w:firstColumn="0" w:lastColumn="0" w:oddVBand="0" w:evenVBand="0" w:oddHBand="1" w:evenHBand="0" w:firstRowFirstColumn="0" w:firstRowLastColumn="0" w:lastRowFirstColumn="0" w:lastRowLastColumn="0"/>
+        </w:trPr>
+        <w:tc>
+          <w:tcPr>
+            <w:cnfStyle w:val="001000000000" w:firstRow="0" w:lastRow="0" w:firstColumn="1" w:lastColumn="0" w:oddVBand="0" w:evenVBand="0" w:oddHBand="0" w:evenHBand="0" w:firstRowFirstColumn="0" w:firstRowLastColumn="0" w:lastRowFirstColumn="0" w:lastRowLastColumn="0"/>
+            <w:tcW w:w="792" w:type="pct"/>
+            <w:noWrap/>
+          </w:tcPr>
+          <w:p>
+            <w:pPr>
+              <w:rPr>
+                <w:rFonts w:asciiTheme="minorHAnsi" w:eastAsiaTheme="minorEastAsia" w:hAnsiTheme="minorHAnsi" w:cstheme="minorBidi"/>
+                <w:color w:val="auto"/>
+              </w:rPr>
+            </w:pPr>
+            <w:r>
+              <w:rPr>
+                <w:rFonts w:asciiTheme="minorHAnsi" w:eastAsiaTheme="minorEastAsia" w:hAnsiTheme="minorHAnsi" w:cstheme="minorBidi"/>
+                <w:color w:val="auto"/>
+              </w:rPr>
+              <w:t>Patrol</w:t>
+            </w:r>
+          </w:p>
+        </w:tc>
+        <w:tc>
+          <w:tcPr>
+            <w:tcW w:w="2052" w:type="pct"/>
+          </w:tcPr>
+          <w:p>
+            <w:pPr>
+              <w:jc w:val="center"/>
+              <w:cnfStyle w:val="000000100000" w:firstRow="0" w:lastRow="0" w:firstColumn="0" w:lastColumn="0" w:oddVBand="0" w:evenVBand="0" w:oddHBand="1" w:evenHBand="0" w:firstRowFirstColumn="0" w:firstRowLastColumn="0" w:lastRowFirstColumn="0" w:lastRowLastColumn="0"/>
+              <w:rPr>
+                <w:rFonts w:asciiTheme="minorHAnsi" w:eastAsiaTheme="minorEastAsia" w:hAnsiTheme="minorHAnsi" w:cstheme="minorBidi"/>
+                <w:color w:val="auto"/>
+              </w:rPr>
+            </w:pPr>
+            <w:r>
+              <w:rPr>
+                <w:rFonts w:asciiTheme="minorHAnsi" w:eastAsiaTheme="minorEastAsia" w:hAnsiTheme="minorHAnsi" w:cstheme="minorBidi"/>
+                <w:color w:val="auto"/>
+              </w:rPr>
+              <w:t>Moves sequentially between predefined waypoints.</w:t>
+            </w:r>
+          </w:p>
+        </w:tc>
+        <w:tc>
+          <w:tcPr>
+            <w:tcW w:w="2156" w:type="pct"/>
+          </w:tcPr>
+          <w:p>
+            <w:pPr>
+              <w:jc w:val="center"/>
+              <w:cnfStyle w:val="000000100000" w:firstRow="0" w:lastRow="0" w:firstColumn="0" w:lastColumn="0" w:oddVBand="0" w:evenVBand="0" w:oddHBand="1" w:evenHBand="0" w:firstRowFirstColumn="0" w:firstRowLastColumn="0" w:lastRowFirstColumn="0" w:lastRowLastColumn="0"/>
+              <w:rPr>
+                <w:rFonts w:asciiTheme="minorHAnsi" w:eastAsiaTheme="minorEastAsia" w:hAnsiTheme="minorHAnsi" w:cstheme="minorBidi"/>
+                <w:color w:val="auto"/>
+              </w:rPr>
+            </w:pPr>
+            <w:r>
+              <w:rPr>
+                <w:rFonts w:asciiTheme="minorHAnsi" w:eastAsiaTheme="minorEastAsia" w:hAnsiTheme="minorHAnsi" w:cstheme="minorBidi"/>
+                <w:color w:val="auto"/>
+              </w:rPr>
+              <w:t>Switches to chase when the player is detected in range.</w:t>
+            </w:r>
+          </w:p>
+        </w:tc>
+      </w:tr>
+      <w:tr>
+        <w:tc>
+          <w:tcPr>
+            <w:cnfStyle w:val="001000000000" w:firstRow="0" w:lastRow="0" w:firstColumn="1" w:lastColumn="0" w:oddVBand="0" w:evenVBand="0" w:oddHBand="0" w:evenHBand="0" w:firstRowFirstColumn="0" w:firstRowLastColumn="0" w:lastRowFirstColumn="0" w:lastRowLastColumn="0"/>
+            <w:tcW w:w="792" w:type="pct"/>
+            <w:noWrap/>
+          </w:tcPr>
+          <w:p>
+            <w:pPr>
+              <w:rPr>
+                <w:rFonts w:asciiTheme="minorHAnsi" w:eastAsiaTheme="minorEastAsia" w:hAnsiTheme="minorHAnsi" w:cstheme="minorBidi"/>
+                <w:color w:val="auto"/>
+              </w:rPr>
+            </w:pPr>
+            <w:r>
+              <w:rPr>
+                <w:rFonts w:asciiTheme="minorHAnsi" w:eastAsiaTheme="minorEastAsia" w:hAnsiTheme="minorHAnsi" w:cstheme="minorBidi"/>
+                <w:color w:val="auto"/>
+              </w:rPr>
+              <w:t>Wander</w:t>
+            </w:r>
+          </w:p>
+        </w:tc>
+        <w:tc>
+          <w:tcPr>
+            <w:tcW w:w="2052" w:type="pct"/>
+          </w:tcPr>
+          <w:p>
+            <w:pPr>
+              <w:jc w:val="center"/>
+              <w:cnfStyle w:val="000000000000" w:firstRow="0" w:lastRow="0" w:firstColumn="0" w:lastColumn="0" w:oddVBand="0" w:evenVBand="0" w:oddHBand="0" w:evenHBand="0" w:firstRowFirstColumn="0" w:firstRowLastColumn="0" w:lastRowFirstColumn="0" w:lastRowLastColumn="0"/>
+              <w:rPr>
+                <w:rFonts w:asciiTheme="minorHAnsi" w:eastAsiaTheme="minorEastAsia" w:hAnsiTheme="minorHAnsi" w:cstheme="minorBidi"/>
+                <w:color w:val="auto"/>
+              </w:rPr>
+            </w:pPr>
+            <w:r>
+              <w:rPr>
+                <w:rFonts w:asciiTheme="minorHAnsi" w:eastAsiaTheme="minorEastAsia" w:hAnsiTheme="minorHAnsi" w:cstheme="minorBidi"/>
+                <w:color w:val="auto"/>
+              </w:rPr>
+              <w:t>Moves randomly within a predefined range.</w:t>
+            </w:r>
+          </w:p>
+        </w:tc>
+        <w:tc>
+          <w:tcPr>
+            <w:tcW w:w="2156" w:type="pct"/>
+          </w:tcPr>
+          <w:p>
+            <w:pPr>
+              <w:jc w:val="center"/>
+              <w:cnfStyle w:val="000000000000" w:firstRow="0" w:lastRow="0" w:firstColumn="0" w:lastColumn="0" w:oddVBand="0" w:evenVBand="0" w:oddHBand="0" w:evenHBand="0" w:firstRowFirstColumn="0" w:firstRowLastColumn="0" w:lastRowFirstColumn="0" w:lastRowLastColumn="0"/>
+              <w:rPr>
+                <w:rFonts w:asciiTheme="minorHAnsi" w:eastAsiaTheme="minorEastAsia" w:hAnsiTheme="minorHAnsi" w:cstheme="minorBidi"/>
+                <w:color w:val="auto"/>
+              </w:rPr>
+            </w:pPr>
+            <w:r>
+              <w:rPr>
+                <w:rFonts w:asciiTheme="minorHAnsi" w:eastAsiaTheme="minorEastAsia" w:hAnsiTheme="minorHAnsi" w:cstheme="minorBidi"/>
+                <w:color w:val="auto"/>
+              </w:rPr>
+              <w:t>Switches to chase when the player is detected in range.</w:t>
+            </w:r>
+          </w:p>
+        </w:tc>
+      </w:tr>
+      <w:tr>
+        <w:trPr>
+          <w:cnfStyle w:val="000000100000" w:firstRow="0" w:lastRow="0" w:firstColumn="0" w:lastColumn="0" w:oddVBand="0" w:evenVBand="0" w:oddHBand="1" w:evenHBand="0" w:firstRowFirstColumn="0" w:firstRowLastColumn="0" w:lastRowFirstColumn="0" w:lastRowLastColumn="0"/>
+        </w:trPr>
+        <w:tc>
+          <w:tcPr>
+            <w:cnfStyle w:val="001000000000" w:firstRow="0" w:lastRow="0" w:firstColumn="1" w:lastColumn="0" w:oddVBand="0" w:evenVBand="0" w:oddHBand="0" w:evenHBand="0" w:firstRowFirstColumn="0" w:firstRowLastColumn="0" w:lastRowFirstColumn="0" w:lastRowLastColumn="0"/>
+            <w:tcW w:w="792" w:type="pct"/>
+            <w:noWrap/>
+          </w:tcPr>
+          <w:p>
+            <w:pPr>
+              <w:rPr>
+                <w:rFonts w:asciiTheme="minorHAnsi" w:eastAsiaTheme="minorEastAsia" w:hAnsiTheme="minorHAnsi" w:cstheme="minorBidi"/>
+                <w:color w:val="auto"/>
+              </w:rPr>
+            </w:pPr>
+            <w:r>
+              <w:rPr>
+                <w:rFonts w:asciiTheme="minorHAnsi" w:eastAsiaTheme="minorEastAsia" w:hAnsiTheme="minorHAnsi" w:cstheme="minorBidi"/>
+                <w:color w:val="auto"/>
+              </w:rPr>
+              <w:t>Chase</w:t>
+            </w:r>
+          </w:p>
+        </w:tc>
+        <w:tc>
+          <w:tcPr>
+            <w:tcW w:w="2052" w:type="pct"/>
+          </w:tcPr>
+          <w:p>
+            <w:pPr>
+              <w:jc w:val="center"/>
+              <w:cnfStyle w:val="000000100000" w:firstRow="0" w:lastRow="0" w:firstColumn="0" w:lastColumn="0" w:oddVBand="0" w:evenVBand="0" w:oddHBand="1" w:evenHBand="0" w:firstRowFirstColumn="0" w:firstRowLastColumn="0" w:lastRowFirstColumn="0" w:lastRowLastColumn="0"/>
+              <w:rPr>
+                <w:rFonts w:asciiTheme="minorHAnsi" w:eastAsiaTheme="minorEastAsia" w:hAnsiTheme="minorHAnsi" w:cstheme="minorBidi"/>
+                <w:color w:val="auto"/>
+              </w:rPr>
+            </w:pPr>
+            <w:r>
+              <w:rPr>
+                <w:rFonts w:asciiTheme="minorHAnsi" w:eastAsiaTheme="minorEastAsia" w:hAnsiTheme="minorHAnsi" w:cstheme="minorBidi"/>
+                <w:color w:val="auto"/>
+              </w:rPr>
+              <w:t>Pursues the player.</w:t>
+            </w:r>
+          </w:p>
+        </w:tc>
+        <w:tc>
+          <w:tcPr>
+            <w:tcW w:w="2156" w:type="pct"/>
+          </w:tcPr>
+          <w:p>
+            <w:pPr>
+              <w:jc w:val="center"/>
+              <w:cnfStyle w:val="000000100000" w:firstRow="0" w:lastRow="0" w:firstColumn="0" w:lastColumn="0" w:oddVBand="0" w:evenVBand="0" w:oddHBand="1" w:evenHBand="0" w:firstRowFirstColumn="0" w:firstRowLastColumn="0" w:lastRowFirstColumn="0" w:lastRowLastColumn="0"/>
+              <w:rPr>
+                <w:rFonts w:asciiTheme="minorHAnsi" w:eastAsiaTheme="minorEastAsia" w:hAnsiTheme="minorHAnsi" w:cstheme="minorBidi"/>
+                <w:color w:val="auto"/>
+              </w:rPr>
+            </w:pPr>
+            <w:r>
+              <w:rPr>
+                <w:rFonts w:asciiTheme="minorHAnsi" w:eastAsiaTheme="minorEastAsia" w:hAnsiTheme="minorHAnsi" w:cstheme="minorBidi"/>
+                <w:color w:val="auto"/>
+              </w:rPr>
+              <w:t>Switches to attack if player enters attack range. Switches to patrol/wander if player is lost.</w:t>
+            </w:r>
+          </w:p>
+        </w:tc>
+      </w:tr>
+      <w:tr>
+        <w:tc>
+          <w:tcPr>
+            <w:cnfStyle w:val="001000000000" w:firstRow="0" w:lastRow="0" w:firstColumn="1" w:lastColumn="0" w:oddVBand="0" w:evenVBand="0" w:oddHBand="0" w:evenHBand="0" w:firstRowFirstColumn="0" w:firstRowLastColumn="0" w:lastRowFirstColumn="0" w:lastRowLastColumn="0"/>
+            <w:tcW w:w="792" w:type="pct"/>
+            <w:noWrap/>
+          </w:tcPr>
+          <w:p>
+            <w:pPr>
+              <w:rPr>
+                <w:rFonts w:asciiTheme="minorHAnsi" w:eastAsiaTheme="minorEastAsia" w:hAnsiTheme="minorHAnsi" w:cstheme="minorBidi"/>
+                <w:color w:val="auto"/>
+              </w:rPr>
+            </w:pPr>
+            <w:r>
+              <w:rPr>
+                <w:rFonts w:asciiTheme="minorHAnsi" w:eastAsiaTheme="minorEastAsia" w:hAnsiTheme="minorHAnsi" w:cstheme="minorBidi"/>
+                <w:color w:val="auto"/>
+              </w:rPr>
+              <w:t>Attack</w:t>
+            </w:r>
+          </w:p>
+        </w:tc>
+        <w:tc>
+          <w:tcPr>
+            <w:tcW w:w="2052" w:type="pct"/>
+          </w:tcPr>
+          <w:p>
+            <w:pPr>
+              <w:jc w:val="center"/>
+              <w:cnfStyle w:val="000000000000" w:firstRow="0" w:lastRow="0" w:firstColumn="0" w:lastColumn="0" w:oddVBand="0" w:evenVBand="0" w:oddHBand="0" w:evenHBand="0" w:firstRowFirstColumn="0" w:firstRowLastColumn="0" w:lastRowFirstColumn="0" w:lastRowLastColumn="0"/>
+              <w:rPr>
+                <w:rFonts w:asciiTheme="minorHAnsi" w:eastAsiaTheme="minorEastAsia" w:hAnsiTheme="minorHAnsi" w:cstheme="minorBidi"/>
+                <w:color w:val="auto"/>
+              </w:rPr>
+            </w:pPr>
+            <w:r>
+              <w:rPr>
+                <w:rFonts w:asciiTheme="minorHAnsi" w:eastAsiaTheme="minorEastAsia" w:hAnsiTheme="minorHAnsi" w:cstheme="minorBidi"/>
+                <w:color w:val="auto"/>
+              </w:rPr>
+              <w:t xml:space="preserve">Deals </w:t>
+            </w:r>
+            <w:proofErr w:type="gramStart"/>
+            <w:r>
+              <w:rPr>
+                <w:rFonts w:asciiTheme="minorHAnsi" w:eastAsiaTheme="minorEastAsia" w:hAnsiTheme="minorHAnsi" w:cstheme="minorBidi"/>
+                <w:color w:val="auto"/>
+              </w:rPr>
+              <w:t>damage to</w:t>
+            </w:r>
+            <w:proofErr w:type="gramEnd"/>
+            <w:r>
+              <w:rPr>
+                <w:rFonts w:asciiTheme="minorHAnsi" w:eastAsiaTheme="minorEastAsia" w:hAnsiTheme="minorHAnsi" w:cstheme="minorBidi"/>
+                <w:color w:val="auto"/>
+              </w:rPr>
+              <w:t xml:space="preserve"> the player at intervals.</w:t>
+            </w:r>
+          </w:p>
+        </w:tc>
+        <w:tc>
+          <w:tcPr>
+            <w:tcW w:w="2156" w:type="pct"/>
+          </w:tcPr>
+          <w:p>
+            <w:pPr>
+              <w:jc w:val="center"/>
+              <w:cnfStyle w:val="000000000000" w:firstRow="0" w:lastRow="0" w:firstColumn="0" w:lastColumn="0" w:oddVBand="0" w:evenVBand="0" w:oddHBand="0" w:evenHBand="0" w:firstRowFirstColumn="0" w:firstRowLastColumn="0" w:lastRowFirstColumn="0" w:lastRowLastColumn="0"/>
+              <w:rPr>
+                <w:rFonts w:asciiTheme="minorHAnsi" w:eastAsiaTheme="minorEastAsia" w:hAnsiTheme="minorHAnsi" w:cstheme="minorBidi"/>
+                <w:color w:val="auto"/>
+              </w:rPr>
+            </w:pPr>
+            <w:r>
+              <w:rPr>
+                <w:rFonts w:asciiTheme="minorHAnsi" w:eastAsiaTheme="minorEastAsia" w:hAnsiTheme="minorHAnsi" w:cstheme="minorBidi"/>
+                <w:color w:val="auto"/>
+              </w:rPr>
+              <w:t>Switches to chase if player moves out of attack range.</w:t>
+            </w:r>
+          </w:p>
+        </w:tc>
+      </w:tr>
+    </w:tbl>
+    <w:p>
+      <w:pPr>
+        <w:rPr>
+          <w:b/>
+          <w:bCs/>
+          <w:u w:val="single"/>
+        </w:rPr>
+      </w:pPr>
+    </w:p>
+    <w:p>
+      <w:pPr>
+        <w:rPr>
+          <w:b/>
+          <w:bCs/>
+          <w:u w:val="single"/>
+        </w:rPr>
+      </w:pPr>
+      <w:r>
+        <w:rPr>
+          <w:b/>
+          <w:bCs/>
+          <w:u w:val="single"/>
+        </w:rPr>
+        <w:t>Interrupt</w:t>
+      </w:r>
+    </w:p>
+    <w:p>
+      <w:r>
+        <w:t xml:space="preserve">The </w:t>
+      </w:r>
+      <w:r>
+        <w:t>detection of the player immediately interrupts the current state to then chase and attack the player.</w:t>
+      </w:r>
+    </w:p>
+    <w:p>
+      <w:pPr>
+        <w:rPr>
+          <w:b/>
+          <w:bCs/>
+          <w:u w:val="single"/>
+        </w:rPr>
+      </w:pPr>
+    </w:p>
+    <w:p>
+      <w:pPr>
+        <w:rPr>
+          <w:b/>
+          <w:bCs/>
+          <w:u w:val="single"/>
+        </w:rPr>
+      </w:pPr>
+      <w:r>
+        <w:rPr>
+          <w:b/>
+          <w:bCs/>
+          <w:u w:val="single"/>
+        </w:rPr>
+        <w:t>Robustness</w:t>
+      </w:r>
+    </w:p>
+    <w:p>
+      <w:r>
+        <w:t>The FSM includes safeguards to maintain stable behaviour during runtime:</w:t>
+      </w:r>
+    </w:p>
+    <w:p>
+      <w:pPr>
+        <w:pStyle w:val="ListParagraph"/>
+        <w:numPr>
+          <w:ilvl w:val="0"/>
+          <w:numId w:val="6"/>
+        </w:numPr>
+      </w:pPr>
+      <w:r>
+        <w:t>Null target checks are performed before accessing player references, preventing runtime errors when the player is lost.</w:t>
+      </w:r>
+    </w:p>
+    <w:p>
+      <w:pPr>
+        <w:pStyle w:val="ListParagraph"/>
+        <w:numPr>
+          <w:ilvl w:val="0"/>
+          <w:numId w:val="6"/>
+        </w:numPr>
+      </w:pPr>
+      <w:r>
+        <w:t>The NPC automatically returns to Patrol or Wander when the player exits the detection range.</w:t>
+      </w:r>
+    </w:p>
+    <w:p>
+      <w:pPr>
+        <w:pStyle w:val="ListParagraph"/>
+        <w:numPr>
+          <w:ilvl w:val="0"/>
+          <w:numId w:val="6"/>
+        </w:numPr>
+      </w:pPr>
+      <w:r>
+        <w:t>Pathfinding is periodically rebuilt during chase behaviour to adapt to player movement and changing navigation conditions.</w:t>
+      </w:r>
+    </w:p>
+    <w:p>
+      <w:pPr>
+        <w:pStyle w:val="ListParagraph"/>
+        <w:numPr>
+          <w:ilvl w:val="0"/>
+          <w:numId w:val="6"/>
+        </w:numPr>
+      </w:pPr>
+      <w:r>
+        <w:t>Movement coroutines terminate naturally when path steps are exhausted, preventing stalled movement states.</w:t>
+      </w:r>
+    </w:p>
+    <w:p>
+      <w:pPr>
+        <w:rPr>
+          <w:b/>
+          <w:bCs/>
+          <w:u w:val="single"/>
+        </w:rPr>
+      </w:pPr>
+    </w:p>
+    <w:p>
+      <w:pPr>
+        <w:rPr>
+          <w:b/>
+          <w:bCs/>
+          <w:u w:val="single"/>
+        </w:rPr>
+      </w:pPr>
+    </w:p>
+    <w:p>
+      <w:pPr>
+        <w:rPr>
+          <w:b/>
+          <w:bCs/>
+          <w:u w:val="single"/>
+        </w:rPr>
+      </w:pPr>
+    </w:p>
+    <w:p>
+      <w:pPr>
+        <w:rPr>
+          <w:b/>
+          <w:bCs/>
+          <w:u w:val="single"/>
+        </w:rPr>
+      </w:pPr>
+    </w:p>
+    <w:p>
+      <w:pPr>
+        <w:rPr>
+          <w:b/>
+          <w:bCs/>
+          <w:u w:val="single"/>
+        </w:rPr>
+      </w:pPr>
+    </w:p>
+    <w:p>
+      <w:pPr>
+        <w:rPr>
+          <w:b/>
+          <w:bCs/>
+          <w:u w:val="single"/>
+        </w:rPr>
+      </w:pPr>
+    </w:p>
+    <w:p>
+      <w:pPr>
+        <w:rPr>
+          <w:b/>
+          <w:bCs/>
+          <w:u w:val="single"/>
+        </w:rPr>
+      </w:pPr>
+    </w:p>
+    <w:p>
+      <w:pPr>
+        <w:rPr>
+          <w:b/>
+          <w:bCs/>
+          <w:u w:val="single"/>
+        </w:rPr>
+      </w:pPr>
+    </w:p>
+    <w:p>
+      <w:pPr>
+        <w:rPr>
+          <w:b/>
+          <w:bCs/>
+          <w:sz w:val="28"/>
+          <w:szCs w:val="28"/>
+          <w:u w:val="single"/>
+        </w:rPr>
+      </w:pPr>
+      <w:r>
+        <w:rPr>
+          <w:b/>
+          <w:bCs/>
+          <w:sz w:val="28"/>
+          <w:szCs w:val="28"/>
+          <w:u w:val="single"/>
+        </w:rPr>
+        <w:lastRenderedPageBreak/>
         <w:t>Design trade off</w:t>
+      </w:r>
+    </w:p>
+    <w:p>
+      <w:pPr>
+        <w:rPr>
+          <w:b/>
+          <w:bCs/>
+          <w:u w:val="single"/>
+        </w:rPr>
+      </w:pPr>
+      <w:r>
+        <w:rPr>
+          <w:b/>
+          <w:bCs/>
+          <w:u w:val="single"/>
+        </w:rPr>
+        <w:t>Performance vs Responsiveness</w:t>
+      </w:r>
+    </w:p>
+    <w:p>
+      <w:r>
+        <w:t>Path recalculation is throttled to reduce computational cost.</w:t>
+      </w:r>
+      <w:r>
+        <w:t xml:space="preserve"> </w:t>
+      </w:r>
+      <w:r>
+        <w:t>This introduces minor pursuit delay but significantly improves runtime efficiency.</w:t>
+      </w:r>
+    </w:p>
+    <w:p/>
+    <w:p>
+      <w:pPr>
+        <w:rPr>
+          <w:b/>
+          <w:bCs/>
+          <w:u w:val="single"/>
+        </w:rPr>
+      </w:pPr>
+      <w:r>
+        <w:rPr>
+          <w:b/>
+          <w:bCs/>
+          <w:u w:val="single"/>
+        </w:rPr>
+        <w:t xml:space="preserve">Grid-Based A* vs </w:t>
+      </w:r>
+      <w:proofErr w:type="spellStart"/>
+      <w:r>
+        <w:rPr>
+          <w:b/>
+          <w:bCs/>
+          <w:u w:val="single"/>
+        </w:rPr>
+        <w:t>NavMesh</w:t>
+      </w:r>
+      <w:proofErr w:type="spellEnd"/>
+    </w:p>
+    <w:p>
+      <w:r>
+        <w:t xml:space="preserve">A custom grid-based A* solution was implemented instead of using Unity’s built-in </w:t>
+      </w:r>
+      <w:proofErr w:type="spellStart"/>
+      <w:r>
+        <w:t>NavMesh</w:t>
+      </w:r>
+      <w:proofErr w:type="spellEnd"/>
+      <w:r>
+        <w:t xml:space="preserve"> system. While </w:t>
+      </w:r>
+      <w:proofErr w:type="spellStart"/>
+      <w:r>
+        <w:t>NavMesh</w:t>
+      </w:r>
+      <w:proofErr w:type="spellEnd"/>
+      <w:r>
+        <w:t xml:space="preserve"> provides highly optimised navigation with minimal setup, the grid-based approach offers finer control over movement penalties and dynamic cost adjustment. This allowed preferred paths and runtime cost recalculation to be integrated directly into the pathfinding logic.</w:t>
+      </w:r>
+    </w:p>
+    <w:p>
+      <w:r>
+        <w:t xml:space="preserve">However, the grid approach requires manual management of nodes and </w:t>
+      </w:r>
+      <w:proofErr w:type="gramStart"/>
+      <w:r>
+        <w:t>bounds, and</w:t>
+      </w:r>
+      <w:proofErr w:type="gramEnd"/>
+      <w:r>
+        <w:t xml:space="preserve"> can be less scalable than </w:t>
+      </w:r>
+      <w:proofErr w:type="spellStart"/>
+      <w:r>
+        <w:t>NavMesh</w:t>
+      </w:r>
+      <w:proofErr w:type="spellEnd"/>
+      <w:r>
+        <w:t xml:space="preserve"> for large environments.</w:t>
+      </w:r>
+    </w:p>
+    <w:p/>
+    <w:p/>
+    <w:p>
+      <w:pPr>
+        <w:rPr>
+          <w:b/>
+          <w:bCs/>
+          <w:sz w:val="28"/>
+          <w:szCs w:val="28"/>
+          <w:u w:val="single"/>
+        </w:rPr>
+      </w:pPr>
+      <w:r>
+        <w:rPr>
+          <w:b/>
+          <w:bCs/>
+          <w:sz w:val="28"/>
+          <w:szCs w:val="28"/>
+          <w:u w:val="single"/>
+        </w:rPr>
+        <w:t>Evaluation</w:t>
+      </w:r>
+    </w:p>
+    <w:p>
+      <w:pPr>
+        <w:numPr>
+          <w:ilvl w:val="0"/>
+          <w:numId w:val="7"/>
+        </w:numPr>
+      </w:pPr>
+      <w:r>
+        <w:t xml:space="preserve">NPC successfully navigates around static </w:t>
+      </w:r>
+      <w:r>
+        <w:t xml:space="preserve">and dynamic </w:t>
+      </w:r>
+      <w:r>
+        <w:t>obstacles.</w:t>
+      </w:r>
+    </w:p>
+    <w:p>
+      <w:pPr>
+        <w:numPr>
+          <w:ilvl w:val="0"/>
+          <w:numId w:val="7"/>
+        </w:numPr>
+      </w:pPr>
+      <w:r>
+        <w:t>Preferred routes are respected due to movement penalties.</w:t>
+      </w:r>
+    </w:p>
+    <w:p>
+      <w:pPr>
+        <w:numPr>
+          <w:ilvl w:val="0"/>
+          <w:numId w:val="7"/>
+        </w:numPr>
+      </w:pPr>
+      <w:r>
+        <w:t>Chase behaviour remains responsive under throttled path updates.</w:t>
+      </w:r>
+    </w:p>
+    <w:p>
+      <w:pPr>
+        <w:numPr>
+          <w:ilvl w:val="0"/>
+          <w:numId w:val="7"/>
+        </w:numPr>
+      </w:pPr>
+      <w:r>
+        <w:t>System performs reliably under multiple NPC instances.</w:t>
+      </w:r>
+    </w:p>
+    <w:p>
+      <w:r>
+        <w:t>Overall, the system balances deterministic behaviour control through the FSM with adaptive navigation through A*, resulting in predictable yet responsive enemy encounters.</w:t>
+      </w:r>
+    </w:p>
+    <w:p/>
+    <w:p/>
+    <w:p/>
+    <w:p/>
+    <w:p/>
+    <w:p/>
+    <w:p/>
+    <w:p/>
+    <w:p/>
+    <w:p/>
+    <w:p/>
+    <w:p/>
+    <w:p>
+      <w:pPr>
+        <w:rPr>
+          <w:b/>
+          <w:bCs/>
+          <w:sz w:val="28"/>
+          <w:szCs w:val="28"/>
+          <w:u w:val="single"/>
+        </w:rPr>
+      </w:pPr>
+      <w:r>
+        <w:rPr>
+          <w:b/>
+          <w:bCs/>
+          <w:sz w:val="28"/>
+          <w:szCs w:val="28"/>
+          <w:u w:val="single"/>
+        </w:rPr>
+        <w:lastRenderedPageBreak/>
+        <w:t>Screenshots</w:t>
+      </w:r>
+    </w:p>
+    <w:p>
+      <w:r>
+        <w:t>A* obstacles: Purple</w:t>
+      </w:r>
+    </w:p>
+    <w:p>
+      <w:r>
+        <w:t>A* preferred paths: Green</w:t>
+      </w:r>
+    </w:p>
+    <w:p>
+      <w:r>
+        <w:t>Red circle: Player detection range.</w:t>
+      </w:r>
+    </w:p>
+    <w:p>
+      <w:r>
+        <w:t>Yellow circle: Attack range</w:t>
+      </w:r>
+    </w:p>
+    <w:p>
+      <w:r>
+        <w:drawing>
+          <wp:inline distT="0" distB="0" distL="0" distR="0" wp14:anchorId="6293D706" wp14:editId="7581E5ED">
+            <wp:extent cx="4694800" cy="3171825"/>
+            <wp:effectExtent l="0" t="0" r="0" b="0"/>
+            <wp:docPr id="1692984973" name="Picture 1"/>
+            <wp:cNvGraphicFramePr>
+              <a:graphicFrameLocks xmlns:a="http://schemas.openxmlformats.org/drawingml/2006/main" noChangeAspect="1"/>
+            </wp:cNvGraphicFramePr>
+            <a:graphic xmlns:a="http://schemas.openxmlformats.org/drawingml/2006/main">
+              <a:graphicData uri="http://schemas.openxmlformats.org/drawingml/2006/picture">
+                <pic:pic xmlns:pic="http://schemas.openxmlformats.org/drawingml/2006/picture">
+                  <pic:nvPicPr>
+                    <pic:cNvPr id="1692984973" name=""/>
+                    <pic:cNvPicPr/>
+                  </pic:nvPicPr>
+                  <pic:blipFill>
+                    <a:blip r:embed="rId7"/>
+                    <a:stretch>
+                      <a:fillRect/>
+                    </a:stretch>
+                  </pic:blipFill>
+                  <pic:spPr>
+                    <a:xfrm>
+                      <a:off x="0" y="0"/>
+                      <a:ext cx="4705855" cy="3179294"/>
+                    </a:xfrm>
+                    <a:prstGeom prst="rect">
+                      <a:avLst/>
+                    </a:prstGeom>
+                  </pic:spPr>
+                </pic:pic>
+              </a:graphicData>
+            </a:graphic>
+          </wp:inline>
+        </w:drawing>
+      </w:r>
+    </w:p>
+    <w:p>
+      <w:r>
+        <w:t>A</w:t>
+      </w:r>
+      <w:r>
+        <w:t>n enemy in its patrol state following its numbered waypoints.</w:t>
+      </w:r>
+    </w:p>
+    <w:p>
+      <w:r>
+        <w:drawing>
+          <wp:inline distT="0" distB="0" distL="0" distR="0" wp14:anchorId="6EC92E6B" wp14:editId="7179912F">
+            <wp:extent cx="4957214" cy="3305175"/>
+            <wp:effectExtent l="0" t="0" r="0" b="0"/>
+            <wp:docPr id="1415146568" name="Picture 1"/>
+            <wp:cNvGraphicFramePr>
+              <a:graphicFrameLocks xmlns:a="http://schemas.openxmlformats.org/drawingml/2006/main" noChangeAspect="1"/>
+            </wp:cNvGraphicFramePr>
+            <a:graphic xmlns:a="http://schemas.openxmlformats.org/drawingml/2006/main">
+              <a:graphicData uri="http://schemas.openxmlformats.org/drawingml/2006/picture">
+                <pic:pic xmlns:pic="http://schemas.openxmlformats.org/drawingml/2006/picture">
+                  <pic:nvPicPr>
+                    <pic:cNvPr id="1415146568" name=""/>
+                    <pic:cNvPicPr/>
+                  </pic:nvPicPr>
+                  <pic:blipFill>
+                    <a:blip r:embed="rId8"/>
+                    <a:stretch>
+                      <a:fillRect/>
+                    </a:stretch>
+                  </pic:blipFill>
+                  <pic:spPr>
+                    <a:xfrm>
+                      <a:off x="0" y="0"/>
+                      <a:ext cx="4962092" cy="3308428"/>
+                    </a:xfrm>
+                    <a:prstGeom prst="rect">
+                      <a:avLst/>
+                    </a:prstGeom>
+                  </pic:spPr>
+                </pic:pic>
+              </a:graphicData>
+            </a:graphic>
+          </wp:inline>
+        </w:drawing>
+      </w:r>
+    </w:p>
+    <w:p>
+      <w:r>
+        <w:t>An enemy in its wander state, randomly moving towards target destinations within the range of the blue box.</w:t>
+      </w:r>
+    </w:p>
+    <w:p>
+      <w:r>
+        <w:lastRenderedPageBreak/>
+        <w:drawing>
+          <wp:inline distT="0" distB="0" distL="0" distR="0" wp14:anchorId="3AB0196B" wp14:editId="59C6C411">
+            <wp:extent cx="5731510" cy="3203575"/>
+            <wp:effectExtent l="0" t="0" r="2540" b="0"/>
+            <wp:docPr id="634685137" name="Picture 1"/>
+            <wp:cNvGraphicFramePr>
+              <a:graphicFrameLocks xmlns:a="http://schemas.openxmlformats.org/drawingml/2006/main" noChangeAspect="1"/>
+            </wp:cNvGraphicFramePr>
+            <a:graphic xmlns:a="http://schemas.openxmlformats.org/drawingml/2006/main">
+              <a:graphicData uri="http://schemas.openxmlformats.org/drawingml/2006/picture">
+                <pic:pic xmlns:pic="http://schemas.openxmlformats.org/drawingml/2006/picture">
+                  <pic:nvPicPr>
+                    <pic:cNvPr id="634685137" name=""/>
+                    <pic:cNvPicPr/>
+                  </pic:nvPicPr>
+                  <pic:blipFill>
+                    <a:blip r:embed="rId9"/>
+                    <a:stretch>
+                      <a:fillRect/>
+                    </a:stretch>
+                  </pic:blipFill>
+                  <pic:spPr>
+                    <a:xfrm>
+                      <a:off x="0" y="0"/>
+                      <a:ext cx="5731510" cy="3203575"/>
+                    </a:xfrm>
+                    <a:prstGeom prst="rect">
+                      <a:avLst/>
+                    </a:prstGeom>
+                  </pic:spPr>
+                </pic:pic>
+              </a:graphicData>
+            </a:graphic>
+          </wp:inline>
+        </w:drawing>
+      </w:r>
+    </w:p>
+    <w:p>
+      <w:r>
+        <w:t>The game view debug overlay displaying the enemy’s name, FSM state, current target, target destination position and whether they are alive or not.</w:t>
+      </w:r>
+      <w:r>
+        <w:t xml:space="preserve"> Blue slime is in attack state as it chased the player and entered within attack range.</w:t>
       </w:r>
     </w:p>
     <w:sectPr>
@@ -205,6 +1365,930 @@
     </w:sectPr>
   </w:body>
 </w:document>
+</file>
+
+<file path=word/numbering.xml><?xml version="1.0" encoding="utf-8"?>
+<w:numbering xmlns:wpc="http://schemas.microsoft.com/office/word/2010/wordprocessingCanvas" xmlns:cx="http://schemas.microsoft.com/office/drawing/2014/chartex" xmlns:cx1="http://schemas.microsoft.com/office/drawing/2015/9/8/chartex" xmlns:cx2="http://schemas.microsoft.com/office/drawing/2015/10/21/chartex" xmlns:cx3="http://schemas.microsoft.com/office/drawing/2016/5/9/chartex" xmlns:cx4="http://schemas.microsoft.com/office/drawing/2016/5/10/chartex" xmlns:cx5="http://schemas.microsoft.com/office/drawing/2016/5/11/chartex" xmlns:cx6="http://schemas.microsoft.com/office/drawing/2016/5/12/chartex" xmlns:cx7="http://schemas.microsoft.com/office/drawing/2016/5/13/chartex" xmlns:cx8="http://schemas.microsoft.com/office/drawing/2016/5/14/chartex" xmlns:mc="http://schemas.openxmlformats.org/markup-compatibility/2006" xmlns:aink="http://schemas.microsoft.com/office/drawing/2016/ink" xmlns:am3d="http://schemas.microsoft.com/office/drawing/2017/model3d" xmlns:o="urn:schemas-microsoft-com:office:office" xmlns:oel="http://schemas.microsoft.com/office/2019/extlst" xmlns:r="http://schemas.openxmlformats.org/officeDocument/2006/relationships" xmlns:m="http://schemas.openxmlformats.org/officeDocument/2006/math" xmlns:v="urn:schemas-microsoft-com:vml" xmlns:wp14="http://schemas.microsoft.com/office/word/2010/wordprocessingDrawing" xmlns:wp="http://schemas.openxmlformats.org/drawingml/2006/wordprocessingDrawing" xmlns:w10="urn:schemas-microsoft-com:office:word" xmlns:w="http://schemas.openxmlformats.org/wordprocessingml/2006/main" xmlns:w14="http://schemas.microsoft.com/office/word/2010/wordml" xmlns:w15="http://schemas.microsoft.com/office/word/2012/wordml" xmlns:w16cex="http://schemas.microsoft.com/office/word/2018/wordml/cex" xmlns:w16cid="http://schemas.microsoft.com/office/word/2016/wordml/cid" xmlns:w16="http://schemas.microsoft.com/office/word/2018/wordml" xmlns:w16du="http://schemas.microsoft.com/office/word/2023/wordml/word16du" xmlns:w16sdtdh="http://schemas.microsoft.com/office/word/2020/wordml/sdtdatahash" xmlns:w16sdtfl="http://schemas.microsoft.com/office/word/2024/wordml/sdtformatlock" xmlns:w16se="http://schemas.microsoft.com/office/word/2015/wordml/symex" xmlns:wpg="http://schemas.microsoft.com/office/word/2010/wordprocessingGroup" xmlns:wpi="http://schemas.microsoft.com/office/word/2010/wordprocessingInk" xmlns:wne="http://schemas.microsoft.com/office/word/2006/wordml" xmlns:wps="http://schemas.microsoft.com/office/word/2010/wordprocessingShape" mc:Ignorable="w14 w15 w16se w16cid w16 w16cex w16sdtdh w16sdtfl w16du wp14">
+  <w:abstractNum w:abstractNumId="0" w15:restartNumberingAfterBreak="0">
+    <w:nsid w:val="117C75F8"/>
+    <w:multiLevelType w:val="multilevel"/>
+    <w:tmpl w:val="1EC4A8CC"/>
+    <w:lvl w:ilvl="0">
+      <w:start w:val="1"/>
+      <w:numFmt w:val="bullet"/>
+      <w:lvlText w:val=""/>
+      <w:lvlJc w:val="left"/>
+      <w:pPr>
+        <w:tabs>
+          <w:tab w:val="num" w:pos="720"/>
+        </w:tabs>
+        <w:ind w:left="720" w:hanging="360"/>
+      </w:pPr>
+      <w:rPr>
+        <w:rFonts w:ascii="Symbol" w:hAnsi="Symbol" w:hint="default"/>
+        <w:sz w:val="20"/>
+      </w:rPr>
+    </w:lvl>
+    <w:lvl w:ilvl="1" w:tentative="1">
+      <w:start w:val="1"/>
+      <w:numFmt w:val="bullet"/>
+      <w:lvlText w:val="o"/>
+      <w:lvlJc w:val="left"/>
+      <w:pPr>
+        <w:tabs>
+          <w:tab w:val="num" w:pos="1440"/>
+        </w:tabs>
+        <w:ind w:left="1440" w:hanging="360"/>
+      </w:pPr>
+      <w:rPr>
+        <w:rFonts w:ascii="Courier New" w:hAnsi="Courier New" w:hint="default"/>
+        <w:sz w:val="20"/>
+      </w:rPr>
+    </w:lvl>
+    <w:lvl w:ilvl="2" w:tentative="1">
+      <w:start w:val="1"/>
+      <w:numFmt w:val="bullet"/>
+      <w:lvlText w:val=""/>
+      <w:lvlJc w:val="left"/>
+      <w:pPr>
+        <w:tabs>
+          <w:tab w:val="num" w:pos="2160"/>
+        </w:tabs>
+        <w:ind w:left="2160" w:hanging="360"/>
+      </w:pPr>
+      <w:rPr>
+        <w:rFonts w:ascii="Wingdings" w:hAnsi="Wingdings" w:hint="default"/>
+        <w:sz w:val="20"/>
+      </w:rPr>
+    </w:lvl>
+    <w:lvl w:ilvl="3" w:tentative="1">
+      <w:start w:val="1"/>
+      <w:numFmt w:val="bullet"/>
+      <w:lvlText w:val=""/>
+      <w:lvlJc w:val="left"/>
+      <w:pPr>
+        <w:tabs>
+          <w:tab w:val="num" w:pos="2880"/>
+        </w:tabs>
+        <w:ind w:left="2880" w:hanging="360"/>
+      </w:pPr>
+      <w:rPr>
+        <w:rFonts w:ascii="Wingdings" w:hAnsi="Wingdings" w:hint="default"/>
+        <w:sz w:val="20"/>
+      </w:rPr>
+    </w:lvl>
+    <w:lvl w:ilvl="4" w:tentative="1">
+      <w:start w:val="1"/>
+      <w:numFmt w:val="bullet"/>
+      <w:lvlText w:val=""/>
+      <w:lvlJc w:val="left"/>
+      <w:pPr>
+        <w:tabs>
+          <w:tab w:val="num" w:pos="3600"/>
+        </w:tabs>
+        <w:ind w:left="3600" w:hanging="360"/>
+      </w:pPr>
+      <w:rPr>
+        <w:rFonts w:ascii="Wingdings" w:hAnsi="Wingdings" w:hint="default"/>
+        <w:sz w:val="20"/>
+      </w:rPr>
+    </w:lvl>
+    <w:lvl w:ilvl="5" w:tentative="1">
+      <w:start w:val="1"/>
+      <w:numFmt w:val="bullet"/>
+      <w:lvlText w:val=""/>
+      <w:lvlJc w:val="left"/>
+      <w:pPr>
+        <w:tabs>
+          <w:tab w:val="num" w:pos="4320"/>
+        </w:tabs>
+        <w:ind w:left="4320" w:hanging="360"/>
+      </w:pPr>
+      <w:rPr>
+        <w:rFonts w:ascii="Wingdings" w:hAnsi="Wingdings" w:hint="default"/>
+        <w:sz w:val="20"/>
+      </w:rPr>
+    </w:lvl>
+    <w:lvl w:ilvl="6" w:tentative="1">
+      <w:start w:val="1"/>
+      <w:numFmt w:val="bullet"/>
+      <w:lvlText w:val=""/>
+      <w:lvlJc w:val="left"/>
+      <w:pPr>
+        <w:tabs>
+          <w:tab w:val="num" w:pos="5040"/>
+        </w:tabs>
+        <w:ind w:left="5040" w:hanging="360"/>
+      </w:pPr>
+      <w:rPr>
+        <w:rFonts w:ascii="Wingdings" w:hAnsi="Wingdings" w:hint="default"/>
+        <w:sz w:val="20"/>
+      </w:rPr>
+    </w:lvl>
+    <w:lvl w:ilvl="7" w:tentative="1">
+      <w:start w:val="1"/>
+      <w:numFmt w:val="bullet"/>
+      <w:lvlText w:val=""/>
+      <w:lvlJc w:val="left"/>
+      <w:pPr>
+        <w:tabs>
+          <w:tab w:val="num" w:pos="5760"/>
+        </w:tabs>
+        <w:ind w:left="5760" w:hanging="360"/>
+      </w:pPr>
+      <w:rPr>
+        <w:rFonts w:ascii="Wingdings" w:hAnsi="Wingdings" w:hint="default"/>
+        <w:sz w:val="20"/>
+      </w:rPr>
+    </w:lvl>
+    <w:lvl w:ilvl="8" w:tentative="1">
+      <w:start w:val="1"/>
+      <w:numFmt w:val="bullet"/>
+      <w:lvlText w:val=""/>
+      <w:lvlJc w:val="left"/>
+      <w:pPr>
+        <w:tabs>
+          <w:tab w:val="num" w:pos="6480"/>
+        </w:tabs>
+        <w:ind w:left="6480" w:hanging="360"/>
+      </w:pPr>
+      <w:rPr>
+        <w:rFonts w:ascii="Wingdings" w:hAnsi="Wingdings" w:hint="default"/>
+        <w:sz w:val="20"/>
+      </w:rPr>
+    </w:lvl>
+  </w:abstractNum>
+  <w:abstractNum w:abstractNumId="1" w15:restartNumberingAfterBreak="0">
+    <w:nsid w:val="29804E77"/>
+    <w:multiLevelType w:val="hybridMultilevel"/>
+    <w:tmpl w:val="D9485252"/>
+    <w:lvl w:ilvl="0" w:tplc="18090001">
+      <w:start w:val="1"/>
+      <w:numFmt w:val="bullet"/>
+      <w:lvlText w:val=""/>
+      <w:lvlJc w:val="left"/>
+      <w:pPr>
+        <w:ind w:left="720" w:hanging="360"/>
+      </w:pPr>
+      <w:rPr>
+        <w:rFonts w:ascii="Symbol" w:hAnsi="Symbol" w:hint="default"/>
+      </w:rPr>
+    </w:lvl>
+    <w:lvl w:ilvl="1" w:tplc="18090003" w:tentative="1">
+      <w:start w:val="1"/>
+      <w:numFmt w:val="bullet"/>
+      <w:lvlText w:val="o"/>
+      <w:lvlJc w:val="left"/>
+      <w:pPr>
+        <w:ind w:left="1440" w:hanging="360"/>
+      </w:pPr>
+      <w:rPr>
+        <w:rFonts w:ascii="Courier New" w:hAnsi="Courier New" w:cs="Courier New" w:hint="default"/>
+      </w:rPr>
+    </w:lvl>
+    <w:lvl w:ilvl="2" w:tplc="18090005" w:tentative="1">
+      <w:start w:val="1"/>
+      <w:numFmt w:val="bullet"/>
+      <w:lvlText w:val=""/>
+      <w:lvlJc w:val="left"/>
+      <w:pPr>
+        <w:ind w:left="2160" w:hanging="360"/>
+      </w:pPr>
+      <w:rPr>
+        <w:rFonts w:ascii="Wingdings" w:hAnsi="Wingdings" w:hint="default"/>
+      </w:rPr>
+    </w:lvl>
+    <w:lvl w:ilvl="3" w:tplc="18090001" w:tentative="1">
+      <w:start w:val="1"/>
+      <w:numFmt w:val="bullet"/>
+      <w:lvlText w:val=""/>
+      <w:lvlJc w:val="left"/>
+      <w:pPr>
+        <w:ind w:left="2880" w:hanging="360"/>
+      </w:pPr>
+      <w:rPr>
+        <w:rFonts w:ascii="Symbol" w:hAnsi="Symbol" w:hint="default"/>
+      </w:rPr>
+    </w:lvl>
+    <w:lvl w:ilvl="4" w:tplc="18090003" w:tentative="1">
+      <w:start w:val="1"/>
+      <w:numFmt w:val="bullet"/>
+      <w:lvlText w:val="o"/>
+      <w:lvlJc w:val="left"/>
+      <w:pPr>
+        <w:ind w:left="3600" w:hanging="360"/>
+      </w:pPr>
+      <w:rPr>
+        <w:rFonts w:ascii="Courier New" w:hAnsi="Courier New" w:cs="Courier New" w:hint="default"/>
+      </w:rPr>
+    </w:lvl>
+    <w:lvl w:ilvl="5" w:tplc="18090005" w:tentative="1">
+      <w:start w:val="1"/>
+      <w:numFmt w:val="bullet"/>
+      <w:lvlText w:val=""/>
+      <w:lvlJc w:val="left"/>
+      <w:pPr>
+        <w:ind w:left="4320" w:hanging="360"/>
+      </w:pPr>
+      <w:rPr>
+        <w:rFonts w:ascii="Wingdings" w:hAnsi="Wingdings" w:hint="default"/>
+      </w:rPr>
+    </w:lvl>
+    <w:lvl w:ilvl="6" w:tplc="18090001" w:tentative="1">
+      <w:start w:val="1"/>
+      <w:numFmt w:val="bullet"/>
+      <w:lvlText w:val=""/>
+      <w:lvlJc w:val="left"/>
+      <w:pPr>
+        <w:ind w:left="5040" w:hanging="360"/>
+      </w:pPr>
+      <w:rPr>
+        <w:rFonts w:ascii="Symbol" w:hAnsi="Symbol" w:hint="default"/>
+      </w:rPr>
+    </w:lvl>
+    <w:lvl w:ilvl="7" w:tplc="18090003" w:tentative="1">
+      <w:start w:val="1"/>
+      <w:numFmt w:val="bullet"/>
+      <w:lvlText w:val="o"/>
+      <w:lvlJc w:val="left"/>
+      <w:pPr>
+        <w:ind w:left="5760" w:hanging="360"/>
+      </w:pPr>
+      <w:rPr>
+        <w:rFonts w:ascii="Courier New" w:hAnsi="Courier New" w:cs="Courier New" w:hint="default"/>
+      </w:rPr>
+    </w:lvl>
+    <w:lvl w:ilvl="8" w:tplc="18090005" w:tentative="1">
+      <w:start w:val="1"/>
+      <w:numFmt w:val="bullet"/>
+      <w:lvlText w:val=""/>
+      <w:lvlJc w:val="left"/>
+      <w:pPr>
+        <w:ind w:left="6480" w:hanging="360"/>
+      </w:pPr>
+      <w:rPr>
+        <w:rFonts w:ascii="Wingdings" w:hAnsi="Wingdings" w:hint="default"/>
+      </w:rPr>
+    </w:lvl>
+  </w:abstractNum>
+  <w:abstractNum w:abstractNumId="2" w15:restartNumberingAfterBreak="0">
+    <w:nsid w:val="356238FB"/>
+    <w:multiLevelType w:val="hybridMultilevel"/>
+    <w:tmpl w:val="C2D0186A"/>
+    <w:lvl w:ilvl="0" w:tplc="18090001">
+      <w:start w:val="1"/>
+      <w:numFmt w:val="bullet"/>
+      <w:lvlText w:val=""/>
+      <w:lvlJc w:val="left"/>
+      <w:pPr>
+        <w:ind w:left="720" w:hanging="360"/>
+      </w:pPr>
+      <w:rPr>
+        <w:rFonts w:ascii="Symbol" w:hAnsi="Symbol" w:hint="default"/>
+      </w:rPr>
+    </w:lvl>
+    <w:lvl w:ilvl="1" w:tplc="FFFFFFFF" w:tentative="1">
+      <w:start w:val="1"/>
+      <w:numFmt w:val="bullet"/>
+      <w:lvlText w:val="o"/>
+      <w:lvlJc w:val="left"/>
+      <w:pPr>
+        <w:ind w:left="1440" w:hanging="360"/>
+      </w:pPr>
+      <w:rPr>
+        <w:rFonts w:ascii="Courier New" w:hAnsi="Courier New" w:cs="Courier New" w:hint="default"/>
+      </w:rPr>
+    </w:lvl>
+    <w:lvl w:ilvl="2" w:tplc="FFFFFFFF" w:tentative="1">
+      <w:start w:val="1"/>
+      <w:numFmt w:val="bullet"/>
+      <w:lvlText w:val=""/>
+      <w:lvlJc w:val="left"/>
+      <w:pPr>
+        <w:ind w:left="2160" w:hanging="360"/>
+      </w:pPr>
+      <w:rPr>
+        <w:rFonts w:ascii="Wingdings" w:hAnsi="Wingdings" w:hint="default"/>
+      </w:rPr>
+    </w:lvl>
+    <w:lvl w:ilvl="3" w:tplc="FFFFFFFF" w:tentative="1">
+      <w:start w:val="1"/>
+      <w:numFmt w:val="bullet"/>
+      <w:lvlText w:val=""/>
+      <w:lvlJc w:val="left"/>
+      <w:pPr>
+        <w:ind w:left="2880" w:hanging="360"/>
+      </w:pPr>
+      <w:rPr>
+        <w:rFonts w:ascii="Symbol" w:hAnsi="Symbol" w:hint="default"/>
+      </w:rPr>
+    </w:lvl>
+    <w:lvl w:ilvl="4" w:tplc="FFFFFFFF" w:tentative="1">
+      <w:start w:val="1"/>
+      <w:numFmt w:val="bullet"/>
+      <w:lvlText w:val="o"/>
+      <w:lvlJc w:val="left"/>
+      <w:pPr>
+        <w:ind w:left="3600" w:hanging="360"/>
+      </w:pPr>
+      <w:rPr>
+        <w:rFonts w:ascii="Courier New" w:hAnsi="Courier New" w:cs="Courier New" w:hint="default"/>
+      </w:rPr>
+    </w:lvl>
+    <w:lvl w:ilvl="5" w:tplc="FFFFFFFF" w:tentative="1">
+      <w:start w:val="1"/>
+      <w:numFmt w:val="bullet"/>
+      <w:lvlText w:val=""/>
+      <w:lvlJc w:val="left"/>
+      <w:pPr>
+        <w:ind w:left="4320" w:hanging="360"/>
+      </w:pPr>
+      <w:rPr>
+        <w:rFonts w:ascii="Wingdings" w:hAnsi="Wingdings" w:hint="default"/>
+      </w:rPr>
+    </w:lvl>
+    <w:lvl w:ilvl="6" w:tplc="FFFFFFFF" w:tentative="1">
+      <w:start w:val="1"/>
+      <w:numFmt w:val="bullet"/>
+      <w:lvlText w:val=""/>
+      <w:lvlJc w:val="left"/>
+      <w:pPr>
+        <w:ind w:left="5040" w:hanging="360"/>
+      </w:pPr>
+      <w:rPr>
+        <w:rFonts w:ascii="Symbol" w:hAnsi="Symbol" w:hint="default"/>
+      </w:rPr>
+    </w:lvl>
+    <w:lvl w:ilvl="7" w:tplc="FFFFFFFF" w:tentative="1">
+      <w:start w:val="1"/>
+      <w:numFmt w:val="bullet"/>
+      <w:lvlText w:val="o"/>
+      <w:lvlJc w:val="left"/>
+      <w:pPr>
+        <w:ind w:left="5760" w:hanging="360"/>
+      </w:pPr>
+      <w:rPr>
+        <w:rFonts w:ascii="Courier New" w:hAnsi="Courier New" w:cs="Courier New" w:hint="default"/>
+      </w:rPr>
+    </w:lvl>
+    <w:lvl w:ilvl="8" w:tplc="FFFFFFFF" w:tentative="1">
+      <w:start w:val="1"/>
+      <w:numFmt w:val="bullet"/>
+      <w:lvlText w:val=""/>
+      <w:lvlJc w:val="left"/>
+      <w:pPr>
+        <w:ind w:left="6480" w:hanging="360"/>
+      </w:pPr>
+      <w:rPr>
+        <w:rFonts w:ascii="Wingdings" w:hAnsi="Wingdings" w:hint="default"/>
+      </w:rPr>
+    </w:lvl>
+  </w:abstractNum>
+  <w:abstractNum w:abstractNumId="3" w15:restartNumberingAfterBreak="0">
+    <w:nsid w:val="3A6328B5"/>
+    <w:multiLevelType w:val="multilevel"/>
+    <w:tmpl w:val="CF080238"/>
+    <w:lvl w:ilvl="0">
+      <w:start w:val="1"/>
+      <w:numFmt w:val="bullet"/>
+      <w:lvlText w:val=""/>
+      <w:lvlJc w:val="left"/>
+      <w:pPr>
+        <w:tabs>
+          <w:tab w:val="num" w:pos="720"/>
+        </w:tabs>
+        <w:ind w:left="720" w:hanging="360"/>
+      </w:pPr>
+      <w:rPr>
+        <w:rFonts w:ascii="Symbol" w:hAnsi="Symbol" w:hint="default"/>
+        <w:sz w:val="20"/>
+      </w:rPr>
+    </w:lvl>
+    <w:lvl w:ilvl="1" w:tentative="1">
+      <w:start w:val="1"/>
+      <w:numFmt w:val="bullet"/>
+      <w:lvlText w:val="o"/>
+      <w:lvlJc w:val="left"/>
+      <w:pPr>
+        <w:tabs>
+          <w:tab w:val="num" w:pos="1440"/>
+        </w:tabs>
+        <w:ind w:left="1440" w:hanging="360"/>
+      </w:pPr>
+      <w:rPr>
+        <w:rFonts w:ascii="Courier New" w:hAnsi="Courier New" w:hint="default"/>
+        <w:sz w:val="20"/>
+      </w:rPr>
+    </w:lvl>
+    <w:lvl w:ilvl="2" w:tentative="1">
+      <w:start w:val="1"/>
+      <w:numFmt w:val="bullet"/>
+      <w:lvlText w:val=""/>
+      <w:lvlJc w:val="left"/>
+      <w:pPr>
+        <w:tabs>
+          <w:tab w:val="num" w:pos="2160"/>
+        </w:tabs>
+        <w:ind w:left="2160" w:hanging="360"/>
+      </w:pPr>
+      <w:rPr>
+        <w:rFonts w:ascii="Wingdings" w:hAnsi="Wingdings" w:hint="default"/>
+        <w:sz w:val="20"/>
+      </w:rPr>
+    </w:lvl>
+    <w:lvl w:ilvl="3" w:tentative="1">
+      <w:start w:val="1"/>
+      <w:numFmt w:val="bullet"/>
+      <w:lvlText w:val=""/>
+      <w:lvlJc w:val="left"/>
+      <w:pPr>
+        <w:tabs>
+          <w:tab w:val="num" w:pos="2880"/>
+        </w:tabs>
+        <w:ind w:left="2880" w:hanging="360"/>
+      </w:pPr>
+      <w:rPr>
+        <w:rFonts w:ascii="Wingdings" w:hAnsi="Wingdings" w:hint="default"/>
+        <w:sz w:val="20"/>
+      </w:rPr>
+    </w:lvl>
+    <w:lvl w:ilvl="4" w:tentative="1">
+      <w:start w:val="1"/>
+      <w:numFmt w:val="bullet"/>
+      <w:lvlText w:val=""/>
+      <w:lvlJc w:val="left"/>
+      <w:pPr>
+        <w:tabs>
+          <w:tab w:val="num" w:pos="3600"/>
+        </w:tabs>
+        <w:ind w:left="3600" w:hanging="360"/>
+      </w:pPr>
+      <w:rPr>
+        <w:rFonts w:ascii="Wingdings" w:hAnsi="Wingdings" w:hint="default"/>
+        <w:sz w:val="20"/>
+      </w:rPr>
+    </w:lvl>
+    <w:lvl w:ilvl="5" w:tentative="1">
+      <w:start w:val="1"/>
+      <w:numFmt w:val="bullet"/>
+      <w:lvlText w:val=""/>
+      <w:lvlJc w:val="left"/>
+      <w:pPr>
+        <w:tabs>
+          <w:tab w:val="num" w:pos="4320"/>
+        </w:tabs>
+        <w:ind w:left="4320" w:hanging="360"/>
+      </w:pPr>
+      <w:rPr>
+        <w:rFonts w:ascii="Wingdings" w:hAnsi="Wingdings" w:hint="default"/>
+        <w:sz w:val="20"/>
+      </w:rPr>
+    </w:lvl>
+    <w:lvl w:ilvl="6" w:tentative="1">
+      <w:start w:val="1"/>
+      <w:numFmt w:val="bullet"/>
+      <w:lvlText w:val=""/>
+      <w:lvlJc w:val="left"/>
+      <w:pPr>
+        <w:tabs>
+          <w:tab w:val="num" w:pos="5040"/>
+        </w:tabs>
+        <w:ind w:left="5040" w:hanging="360"/>
+      </w:pPr>
+      <w:rPr>
+        <w:rFonts w:ascii="Wingdings" w:hAnsi="Wingdings" w:hint="default"/>
+        <w:sz w:val="20"/>
+      </w:rPr>
+    </w:lvl>
+    <w:lvl w:ilvl="7" w:tentative="1">
+      <w:start w:val="1"/>
+      <w:numFmt w:val="bullet"/>
+      <w:lvlText w:val=""/>
+      <w:lvlJc w:val="left"/>
+      <w:pPr>
+        <w:tabs>
+          <w:tab w:val="num" w:pos="5760"/>
+        </w:tabs>
+        <w:ind w:left="5760" w:hanging="360"/>
+      </w:pPr>
+      <w:rPr>
+        <w:rFonts w:ascii="Wingdings" w:hAnsi="Wingdings" w:hint="default"/>
+        <w:sz w:val="20"/>
+      </w:rPr>
+    </w:lvl>
+    <w:lvl w:ilvl="8" w:tentative="1">
+      <w:start w:val="1"/>
+      <w:numFmt w:val="bullet"/>
+      <w:lvlText w:val=""/>
+      <w:lvlJc w:val="left"/>
+      <w:pPr>
+        <w:tabs>
+          <w:tab w:val="num" w:pos="6480"/>
+        </w:tabs>
+        <w:ind w:left="6480" w:hanging="360"/>
+      </w:pPr>
+      <w:rPr>
+        <w:rFonts w:ascii="Wingdings" w:hAnsi="Wingdings" w:hint="default"/>
+        <w:sz w:val="20"/>
+      </w:rPr>
+    </w:lvl>
+  </w:abstractNum>
+  <w:abstractNum w:abstractNumId="4" w15:restartNumberingAfterBreak="0">
+    <w:nsid w:val="4A770070"/>
+    <w:multiLevelType w:val="hybridMultilevel"/>
+    <w:tmpl w:val="151C333E"/>
+    <w:lvl w:ilvl="0" w:tplc="F8AEC1A6">
+      <w:numFmt w:val="bullet"/>
+      <w:lvlText w:val=""/>
+      <w:lvlJc w:val="left"/>
+      <w:pPr>
+        <w:ind w:left="720" w:hanging="360"/>
+      </w:pPr>
+      <w:rPr>
+        <w:rFonts w:ascii="Calibri" w:eastAsiaTheme="minorHAnsi" w:hAnsi="Calibri" w:cs="Calibri" w:hint="default"/>
+      </w:rPr>
+    </w:lvl>
+    <w:lvl w:ilvl="1" w:tplc="18090003" w:tentative="1">
+      <w:start w:val="1"/>
+      <w:numFmt w:val="bullet"/>
+      <w:lvlText w:val="o"/>
+      <w:lvlJc w:val="left"/>
+      <w:pPr>
+        <w:ind w:left="1440" w:hanging="360"/>
+      </w:pPr>
+      <w:rPr>
+        <w:rFonts w:ascii="Courier New" w:hAnsi="Courier New" w:cs="Courier New" w:hint="default"/>
+      </w:rPr>
+    </w:lvl>
+    <w:lvl w:ilvl="2" w:tplc="18090005" w:tentative="1">
+      <w:start w:val="1"/>
+      <w:numFmt w:val="bullet"/>
+      <w:lvlText w:val=""/>
+      <w:lvlJc w:val="left"/>
+      <w:pPr>
+        <w:ind w:left="2160" w:hanging="360"/>
+      </w:pPr>
+      <w:rPr>
+        <w:rFonts w:ascii="Wingdings" w:hAnsi="Wingdings" w:hint="default"/>
+      </w:rPr>
+    </w:lvl>
+    <w:lvl w:ilvl="3" w:tplc="18090001" w:tentative="1">
+      <w:start w:val="1"/>
+      <w:numFmt w:val="bullet"/>
+      <w:lvlText w:val=""/>
+      <w:lvlJc w:val="left"/>
+      <w:pPr>
+        <w:ind w:left="2880" w:hanging="360"/>
+      </w:pPr>
+      <w:rPr>
+        <w:rFonts w:ascii="Symbol" w:hAnsi="Symbol" w:hint="default"/>
+      </w:rPr>
+    </w:lvl>
+    <w:lvl w:ilvl="4" w:tplc="18090003" w:tentative="1">
+      <w:start w:val="1"/>
+      <w:numFmt w:val="bullet"/>
+      <w:lvlText w:val="o"/>
+      <w:lvlJc w:val="left"/>
+      <w:pPr>
+        <w:ind w:left="3600" w:hanging="360"/>
+      </w:pPr>
+      <w:rPr>
+        <w:rFonts w:ascii="Courier New" w:hAnsi="Courier New" w:cs="Courier New" w:hint="default"/>
+      </w:rPr>
+    </w:lvl>
+    <w:lvl w:ilvl="5" w:tplc="18090005" w:tentative="1">
+      <w:start w:val="1"/>
+      <w:numFmt w:val="bullet"/>
+      <w:lvlText w:val=""/>
+      <w:lvlJc w:val="left"/>
+      <w:pPr>
+        <w:ind w:left="4320" w:hanging="360"/>
+      </w:pPr>
+      <w:rPr>
+        <w:rFonts w:ascii="Wingdings" w:hAnsi="Wingdings" w:hint="default"/>
+      </w:rPr>
+    </w:lvl>
+    <w:lvl w:ilvl="6" w:tplc="18090001" w:tentative="1">
+      <w:start w:val="1"/>
+      <w:numFmt w:val="bullet"/>
+      <w:lvlText w:val=""/>
+      <w:lvlJc w:val="left"/>
+      <w:pPr>
+        <w:ind w:left="5040" w:hanging="360"/>
+      </w:pPr>
+      <w:rPr>
+        <w:rFonts w:ascii="Symbol" w:hAnsi="Symbol" w:hint="default"/>
+      </w:rPr>
+    </w:lvl>
+    <w:lvl w:ilvl="7" w:tplc="18090003" w:tentative="1">
+      <w:start w:val="1"/>
+      <w:numFmt w:val="bullet"/>
+      <w:lvlText w:val="o"/>
+      <w:lvlJc w:val="left"/>
+      <w:pPr>
+        <w:ind w:left="5760" w:hanging="360"/>
+      </w:pPr>
+      <w:rPr>
+        <w:rFonts w:ascii="Courier New" w:hAnsi="Courier New" w:cs="Courier New" w:hint="default"/>
+      </w:rPr>
+    </w:lvl>
+    <w:lvl w:ilvl="8" w:tplc="18090005" w:tentative="1">
+      <w:start w:val="1"/>
+      <w:numFmt w:val="bullet"/>
+      <w:lvlText w:val=""/>
+      <w:lvlJc w:val="left"/>
+      <w:pPr>
+        <w:ind w:left="6480" w:hanging="360"/>
+      </w:pPr>
+      <w:rPr>
+        <w:rFonts w:ascii="Wingdings" w:hAnsi="Wingdings" w:hint="default"/>
+      </w:rPr>
+    </w:lvl>
+  </w:abstractNum>
+  <w:abstractNum w:abstractNumId="5" w15:restartNumberingAfterBreak="0">
+    <w:nsid w:val="5B1C0848"/>
+    <w:multiLevelType w:val="multilevel"/>
+    <w:tmpl w:val="E7262A04"/>
+    <w:lvl w:ilvl="0">
+      <w:start w:val="1"/>
+      <w:numFmt w:val="bullet"/>
+      <w:lvlText w:val=""/>
+      <w:lvlJc w:val="left"/>
+      <w:pPr>
+        <w:tabs>
+          <w:tab w:val="num" w:pos="720"/>
+        </w:tabs>
+        <w:ind w:left="720" w:hanging="360"/>
+      </w:pPr>
+      <w:rPr>
+        <w:rFonts w:ascii="Symbol" w:hAnsi="Symbol" w:hint="default"/>
+        <w:sz w:val="20"/>
+      </w:rPr>
+    </w:lvl>
+    <w:lvl w:ilvl="1" w:tentative="1">
+      <w:start w:val="1"/>
+      <w:numFmt w:val="bullet"/>
+      <w:lvlText w:val="o"/>
+      <w:lvlJc w:val="left"/>
+      <w:pPr>
+        <w:tabs>
+          <w:tab w:val="num" w:pos="1440"/>
+        </w:tabs>
+        <w:ind w:left="1440" w:hanging="360"/>
+      </w:pPr>
+      <w:rPr>
+        <w:rFonts w:ascii="Courier New" w:hAnsi="Courier New" w:hint="default"/>
+        <w:sz w:val="20"/>
+      </w:rPr>
+    </w:lvl>
+    <w:lvl w:ilvl="2" w:tentative="1">
+      <w:start w:val="1"/>
+      <w:numFmt w:val="bullet"/>
+      <w:lvlText w:val=""/>
+      <w:lvlJc w:val="left"/>
+      <w:pPr>
+        <w:tabs>
+          <w:tab w:val="num" w:pos="2160"/>
+        </w:tabs>
+        <w:ind w:left="2160" w:hanging="360"/>
+      </w:pPr>
+      <w:rPr>
+        <w:rFonts w:ascii="Wingdings" w:hAnsi="Wingdings" w:hint="default"/>
+        <w:sz w:val="20"/>
+      </w:rPr>
+    </w:lvl>
+    <w:lvl w:ilvl="3" w:tentative="1">
+      <w:start w:val="1"/>
+      <w:numFmt w:val="bullet"/>
+      <w:lvlText w:val=""/>
+      <w:lvlJc w:val="left"/>
+      <w:pPr>
+        <w:tabs>
+          <w:tab w:val="num" w:pos="2880"/>
+        </w:tabs>
+        <w:ind w:left="2880" w:hanging="360"/>
+      </w:pPr>
+      <w:rPr>
+        <w:rFonts w:ascii="Wingdings" w:hAnsi="Wingdings" w:hint="default"/>
+        <w:sz w:val="20"/>
+      </w:rPr>
+    </w:lvl>
+    <w:lvl w:ilvl="4" w:tentative="1">
+      <w:start w:val="1"/>
+      <w:numFmt w:val="bullet"/>
+      <w:lvlText w:val=""/>
+      <w:lvlJc w:val="left"/>
+      <w:pPr>
+        <w:tabs>
+          <w:tab w:val="num" w:pos="3600"/>
+        </w:tabs>
+        <w:ind w:left="3600" w:hanging="360"/>
+      </w:pPr>
+      <w:rPr>
+        <w:rFonts w:ascii="Wingdings" w:hAnsi="Wingdings" w:hint="default"/>
+        <w:sz w:val="20"/>
+      </w:rPr>
+    </w:lvl>
+    <w:lvl w:ilvl="5" w:tentative="1">
+      <w:start w:val="1"/>
+      <w:numFmt w:val="bullet"/>
+      <w:lvlText w:val=""/>
+      <w:lvlJc w:val="left"/>
+      <w:pPr>
+        <w:tabs>
+          <w:tab w:val="num" w:pos="4320"/>
+        </w:tabs>
+        <w:ind w:left="4320" w:hanging="360"/>
+      </w:pPr>
+      <w:rPr>
+        <w:rFonts w:ascii="Wingdings" w:hAnsi="Wingdings" w:hint="default"/>
+        <w:sz w:val="20"/>
+      </w:rPr>
+    </w:lvl>
+    <w:lvl w:ilvl="6" w:tentative="1">
+      <w:start w:val="1"/>
+      <w:numFmt w:val="bullet"/>
+      <w:lvlText w:val=""/>
+      <w:lvlJc w:val="left"/>
+      <w:pPr>
+        <w:tabs>
+          <w:tab w:val="num" w:pos="5040"/>
+        </w:tabs>
+        <w:ind w:left="5040" w:hanging="360"/>
+      </w:pPr>
+      <w:rPr>
+        <w:rFonts w:ascii="Wingdings" w:hAnsi="Wingdings" w:hint="default"/>
+        <w:sz w:val="20"/>
+      </w:rPr>
+    </w:lvl>
+    <w:lvl w:ilvl="7" w:tentative="1">
+      <w:start w:val="1"/>
+      <w:numFmt w:val="bullet"/>
+      <w:lvlText w:val=""/>
+      <w:lvlJc w:val="left"/>
+      <w:pPr>
+        <w:tabs>
+          <w:tab w:val="num" w:pos="5760"/>
+        </w:tabs>
+        <w:ind w:left="5760" w:hanging="360"/>
+      </w:pPr>
+      <w:rPr>
+        <w:rFonts w:ascii="Wingdings" w:hAnsi="Wingdings" w:hint="default"/>
+        <w:sz w:val="20"/>
+      </w:rPr>
+    </w:lvl>
+    <w:lvl w:ilvl="8" w:tentative="1">
+      <w:start w:val="1"/>
+      <w:numFmt w:val="bullet"/>
+      <w:lvlText w:val=""/>
+      <w:lvlJc w:val="left"/>
+      <w:pPr>
+        <w:tabs>
+          <w:tab w:val="num" w:pos="6480"/>
+        </w:tabs>
+        <w:ind w:left="6480" w:hanging="360"/>
+      </w:pPr>
+      <w:rPr>
+        <w:rFonts w:ascii="Wingdings" w:hAnsi="Wingdings" w:hint="default"/>
+        <w:sz w:val="20"/>
+      </w:rPr>
+    </w:lvl>
+  </w:abstractNum>
+  <w:abstractNum w:abstractNumId="6" w15:restartNumberingAfterBreak="0">
+    <w:nsid w:val="769B6AD8"/>
+    <w:multiLevelType w:val="hybridMultilevel"/>
+    <w:tmpl w:val="7DAC8F8C"/>
+    <w:lvl w:ilvl="0" w:tplc="18090001">
+      <w:start w:val="1"/>
+      <w:numFmt w:val="bullet"/>
+      <w:lvlText w:val=""/>
+      <w:lvlJc w:val="left"/>
+      <w:pPr>
+        <w:ind w:left="720" w:hanging="360"/>
+      </w:pPr>
+      <w:rPr>
+        <w:rFonts w:ascii="Symbol" w:hAnsi="Symbol" w:hint="default"/>
+      </w:rPr>
+    </w:lvl>
+    <w:lvl w:ilvl="1" w:tplc="18090003" w:tentative="1">
+      <w:start w:val="1"/>
+      <w:numFmt w:val="bullet"/>
+      <w:lvlText w:val="o"/>
+      <w:lvlJc w:val="left"/>
+      <w:pPr>
+        <w:ind w:left="1440" w:hanging="360"/>
+      </w:pPr>
+      <w:rPr>
+        <w:rFonts w:ascii="Courier New" w:hAnsi="Courier New" w:cs="Courier New" w:hint="default"/>
+      </w:rPr>
+    </w:lvl>
+    <w:lvl w:ilvl="2" w:tplc="18090005" w:tentative="1">
+      <w:start w:val="1"/>
+      <w:numFmt w:val="bullet"/>
+      <w:lvlText w:val=""/>
+      <w:lvlJc w:val="left"/>
+      <w:pPr>
+        <w:ind w:left="2160" w:hanging="360"/>
+      </w:pPr>
+      <w:rPr>
+        <w:rFonts w:ascii="Wingdings" w:hAnsi="Wingdings" w:hint="default"/>
+      </w:rPr>
+    </w:lvl>
+    <w:lvl w:ilvl="3" w:tplc="18090001" w:tentative="1">
+      <w:start w:val="1"/>
+      <w:numFmt w:val="bullet"/>
+      <w:lvlText w:val=""/>
+      <w:lvlJc w:val="left"/>
+      <w:pPr>
+        <w:ind w:left="2880" w:hanging="360"/>
+      </w:pPr>
+      <w:rPr>
+        <w:rFonts w:ascii="Symbol" w:hAnsi="Symbol" w:hint="default"/>
+      </w:rPr>
+    </w:lvl>
+    <w:lvl w:ilvl="4" w:tplc="18090003" w:tentative="1">
+      <w:start w:val="1"/>
+      <w:numFmt w:val="bullet"/>
+      <w:lvlText w:val="o"/>
+      <w:lvlJc w:val="left"/>
+      <w:pPr>
+        <w:ind w:left="3600" w:hanging="360"/>
+      </w:pPr>
+      <w:rPr>
+        <w:rFonts w:ascii="Courier New" w:hAnsi="Courier New" w:cs="Courier New" w:hint="default"/>
+      </w:rPr>
+    </w:lvl>
+    <w:lvl w:ilvl="5" w:tplc="18090005" w:tentative="1">
+      <w:start w:val="1"/>
+      <w:numFmt w:val="bullet"/>
+      <w:lvlText w:val=""/>
+      <w:lvlJc w:val="left"/>
+      <w:pPr>
+        <w:ind w:left="4320" w:hanging="360"/>
+      </w:pPr>
+      <w:rPr>
+        <w:rFonts w:ascii="Wingdings" w:hAnsi="Wingdings" w:hint="default"/>
+      </w:rPr>
+    </w:lvl>
+    <w:lvl w:ilvl="6" w:tplc="18090001" w:tentative="1">
+      <w:start w:val="1"/>
+      <w:numFmt w:val="bullet"/>
+      <w:lvlText w:val=""/>
+      <w:lvlJc w:val="left"/>
+      <w:pPr>
+        <w:ind w:left="5040" w:hanging="360"/>
+      </w:pPr>
+      <w:rPr>
+        <w:rFonts w:ascii="Symbol" w:hAnsi="Symbol" w:hint="default"/>
+      </w:rPr>
+    </w:lvl>
+    <w:lvl w:ilvl="7" w:tplc="18090003" w:tentative="1">
+      <w:start w:val="1"/>
+      <w:numFmt w:val="bullet"/>
+      <w:lvlText w:val="o"/>
+      <w:lvlJc w:val="left"/>
+      <w:pPr>
+        <w:ind w:left="5760" w:hanging="360"/>
+      </w:pPr>
+      <w:rPr>
+        <w:rFonts w:ascii="Courier New" w:hAnsi="Courier New" w:cs="Courier New" w:hint="default"/>
+      </w:rPr>
+    </w:lvl>
+    <w:lvl w:ilvl="8" w:tplc="18090005" w:tentative="1">
+      <w:start w:val="1"/>
+      <w:numFmt w:val="bullet"/>
+      <w:lvlText w:val=""/>
+      <w:lvlJc w:val="left"/>
+      <w:pPr>
+        <w:ind w:left="6480" w:hanging="360"/>
+      </w:pPr>
+      <w:rPr>
+        <w:rFonts w:ascii="Wingdings" w:hAnsi="Wingdings" w:hint="default"/>
+      </w:rPr>
+    </w:lvl>
+  </w:abstractNum>
+  <w:num w:numId="1" w16cid:durableId="1052384549">
+    <w:abstractNumId w:val="3"/>
+  </w:num>
+  <w:num w:numId="2" w16cid:durableId="1614247873">
+    <w:abstractNumId w:val="6"/>
+  </w:num>
+  <w:num w:numId="3" w16cid:durableId="542641172">
+    <w:abstractNumId w:val="0"/>
+  </w:num>
+  <w:num w:numId="4" w16cid:durableId="221062170">
+    <w:abstractNumId w:val="1"/>
+  </w:num>
+  <w:num w:numId="5" w16cid:durableId="1052190294">
+    <w:abstractNumId w:val="4"/>
+  </w:num>
+  <w:num w:numId="6" w16cid:durableId="601651987">
+    <w:abstractNumId w:val="2"/>
+  </w:num>
+  <w:num w:numId="7" w16cid:durableId="341784599">
+    <w:abstractNumId w:val="5"/>
+  </w:num>
+</w:numbering>
 </file>
 
 <file path=word/styles.xml><?xml version="1.0" encoding="utf-8"?>
@@ -811,7 +2895,6 @@
   <w:style w:type="character" w:default="1" w:styleId="DefaultParagraphFont">
     <w:name w:val="Default Paragraph Font"/>
     <w:uiPriority w:val="1"/>
-    <w:semiHidden/>
     <w:unhideWhenUsed/>
   </w:style>
   <w:style w:type="table" w:default="1" w:styleId="TableNormal">
@@ -1136,6 +3219,154 @@
       <w:u w:val="single"/>
     </w:rPr>
   </w:style>
+  <w:style w:type="table" w:styleId="MediumList2-Accent1">
+    <w:name w:val="Medium List 2 Accent 1"/>
+    <w:basedOn w:val="TableNormal"/>
+    <w:uiPriority w:val="66"/>
+    <w:rsid w:val="007815EC"/>
+    <w:pPr>
+      <w:spacing w:after="0" w:line="240" w:lineRule="auto"/>
+    </w:pPr>
+    <w:rPr>
+      <w:rFonts w:asciiTheme="majorHAnsi" w:eastAsiaTheme="majorEastAsia" w:hAnsiTheme="majorHAnsi" w:cstheme="majorBidi"/>
+      <w:color w:val="000000" w:themeColor="text1"/>
+      <w:kern w:val="0"/>
+      <w:lang w:val="en-US"/>
+      <w14:ligatures w14:val="none"/>
+    </w:rPr>
+    <w:tblPr>
+      <w:tblStyleRowBandSize w:val="1"/>
+      <w:tblStyleColBandSize w:val="1"/>
+      <w:tblBorders>
+        <w:top w:val="single" w:sz="8" w:space="0" w:color="4472C4" w:themeColor="accent1"/>
+        <w:left w:val="single" w:sz="8" w:space="0" w:color="4472C4" w:themeColor="accent1"/>
+        <w:bottom w:val="single" w:sz="8" w:space="0" w:color="4472C4" w:themeColor="accent1"/>
+        <w:right w:val="single" w:sz="8" w:space="0" w:color="4472C4" w:themeColor="accent1"/>
+      </w:tblBorders>
+    </w:tblPr>
+    <w:tblStylePr w:type="firstRow">
+      <w:rPr>
+        <w:sz w:val="24"/>
+        <w:szCs w:val="24"/>
+      </w:rPr>
+      <w:tblPr/>
+      <w:tcPr>
+        <w:tcBorders>
+          <w:top w:val="nil"/>
+          <w:left w:val="nil"/>
+          <w:bottom w:val="single" w:sz="24" w:space="0" w:color="4472C4" w:themeColor="accent1"/>
+          <w:right w:val="nil"/>
+          <w:insideH w:val="nil"/>
+          <w:insideV w:val="nil"/>
+        </w:tcBorders>
+        <w:shd w:val="clear" w:color="auto" w:fill="FFFFFF" w:themeFill="background1"/>
+      </w:tcPr>
+    </w:tblStylePr>
+    <w:tblStylePr w:type="lastRow">
+      <w:tblPr/>
+      <w:tcPr>
+        <w:tcBorders>
+          <w:top w:val="single" w:sz="8" w:space="0" w:color="4472C4" w:themeColor="accent1"/>
+          <w:left w:val="nil"/>
+          <w:bottom w:val="nil"/>
+          <w:right w:val="nil"/>
+          <w:insideH w:val="nil"/>
+          <w:insideV w:val="nil"/>
+        </w:tcBorders>
+        <w:shd w:val="clear" w:color="auto" w:fill="FFFFFF" w:themeFill="background1"/>
+      </w:tcPr>
+    </w:tblStylePr>
+    <w:tblStylePr w:type="firstCol">
+      <w:tblPr/>
+      <w:tcPr>
+        <w:tcBorders>
+          <w:top w:val="nil"/>
+          <w:left w:val="nil"/>
+          <w:bottom w:val="nil"/>
+          <w:right w:val="single" w:sz="8" w:space="0" w:color="4472C4" w:themeColor="accent1"/>
+          <w:insideH w:val="nil"/>
+          <w:insideV w:val="nil"/>
+        </w:tcBorders>
+        <w:shd w:val="clear" w:color="auto" w:fill="FFFFFF" w:themeFill="background1"/>
+      </w:tcPr>
+    </w:tblStylePr>
+    <w:tblStylePr w:type="lastCol">
+      <w:tblPr/>
+      <w:tcPr>
+        <w:tcBorders>
+          <w:top w:val="nil"/>
+          <w:left w:val="single" w:sz="8" w:space="0" w:color="4472C4" w:themeColor="accent1"/>
+          <w:bottom w:val="nil"/>
+          <w:right w:val="nil"/>
+          <w:insideH w:val="nil"/>
+          <w:insideV w:val="nil"/>
+        </w:tcBorders>
+        <w:shd w:val="clear" w:color="auto" w:fill="FFFFFF" w:themeFill="background1"/>
+      </w:tcPr>
+    </w:tblStylePr>
+    <w:tblStylePr w:type="band1Vert">
+      <w:tblPr/>
+      <w:tcPr>
+        <w:tcBorders>
+          <w:left w:val="nil"/>
+          <w:right w:val="nil"/>
+          <w:insideH w:val="nil"/>
+          <w:insideV w:val="nil"/>
+        </w:tcBorders>
+        <w:shd w:val="clear" w:color="auto" w:fill="D0DBF0" w:themeFill="accent1" w:themeFillTint="3F"/>
+      </w:tcPr>
+    </w:tblStylePr>
+    <w:tblStylePr w:type="band1Horz">
+      <w:tblPr/>
+      <w:tcPr>
+        <w:tcBorders>
+          <w:top w:val="nil"/>
+          <w:bottom w:val="nil"/>
+          <w:insideH w:val="nil"/>
+          <w:insideV w:val="nil"/>
+        </w:tcBorders>
+        <w:shd w:val="clear" w:color="auto" w:fill="D0DBF0" w:themeFill="accent1" w:themeFillTint="3F"/>
+      </w:tcPr>
+    </w:tblStylePr>
+    <w:tblStylePr w:type="nwCell">
+      <w:tblPr/>
+      <w:tcPr>
+        <w:shd w:val="clear" w:color="auto" w:fill="FFFFFF" w:themeFill="background1"/>
+      </w:tcPr>
+    </w:tblStylePr>
+    <w:tblStylePr w:type="swCell">
+      <w:tblPr/>
+      <w:tcPr>
+        <w:tcBorders>
+          <w:top w:val="nil"/>
+        </w:tcBorders>
+      </w:tcPr>
+    </w:tblStylePr>
+  </w:style>
+  <w:style w:type="character" w:styleId="UnresolvedMention">
+    <w:name w:val="Unresolved Mention"/>
+    <w:basedOn w:val="DefaultParagraphFont"/>
+    <w:uiPriority w:val="99"/>
+    <w:semiHidden/>
+    <w:unhideWhenUsed/>
+    <w:rsid w:val="00110569"/>
+    <w:rPr>
+      <w:color w:val="605E5C"/>
+      <w:shd w:val="clear" w:color="auto" w:fill="E1DFDD"/>
+    </w:rPr>
+  </w:style>
+  <w:style w:type="character" w:styleId="FollowedHyperlink">
+    <w:name w:val="FollowedHyperlink"/>
+    <w:basedOn w:val="DefaultParagraphFont"/>
+    <w:uiPriority w:val="99"/>
+    <w:semiHidden/>
+    <w:unhideWhenUsed/>
+    <w:rsid w:val="00110569"/>
+    <w:rPr>
+      <w:color w:val="954F72" w:themeColor="followedHyperlink"/>
+      <w:u w:val="single"/>
+    </w:rPr>
+  </w:style>
 </w:styles>
 </file>
 
